--- a/docs/downloads/منوعات/تم/doc_0698.docx
+++ b/docs/downloads/منوعات/تم/doc_0698.docx
@@ -1,59 +1,122 @@
 
 <file path=word/document.xml><?xml version="1.0" encoding="utf-8"?>
 <w:document xmlns:wpc="http://schemas.microsoft.com/office/word/2010/wordprocessingCanvas" xmlns:cx="http://schemas.microsoft.com/office/drawing/2014/chartex" xmlns:cx1="http://schemas.microsoft.com/office/drawing/2015/9/8/chartex" xmlns:cx2="http://schemas.microsoft.com/office/drawing/2015/10/21/chartex" xmlns:cx3="http://schemas.microsoft.com/office/drawing/2016/5/9/chartex" xmlns:cx4="http://schemas.microsoft.com/office/drawing/2016/5/10/chartex" xmlns:cx5="http://schemas.microsoft.com/office/drawing/2016/5/11/chartex" xmlns:cx6="http://schemas.microsoft.com/office/drawing/2016/5/12/chartex" xmlns:cx7="http://schemas.microsoft.com/office/drawing/2016/5/13/chartex" xmlns:cx8="http://schemas.microsoft.com/office/drawing/2016/5/14/chartex" xmlns:mc="http://schemas.openxmlformats.org/markup-compatibility/2006" xmlns:aink="http://schemas.microsoft.com/office/drawing/2016/ink" xmlns:am3d="http://schemas.microsoft.com/office/drawing/2017/model3d" xmlns:o="urn:schemas-microsoft-com:office:office" xmlns:r="http://schemas.openxmlformats.org/officeDocument/2006/relationships" xmlns:m="http://schemas.openxmlformats.org/officeDocument/2006/math" xmlns:v="urn:schemas-microsoft-com:vml" xmlns:wp14="http://schemas.microsoft.com/office/word/2010/wordprocessingDrawing" xmlns:wp="http://schemas.openxmlformats.org/drawingml/2006/wordprocessingDrawing" xmlns:w10="urn:schemas-microsoft-com:office:word" xmlns:w="http://schemas.openxmlformats.org/wordprocessingml/2006/main" xmlns:w14="http://schemas.microsoft.com/office/word/2010/wordml" xmlns:w15="http://schemas.microsoft.com/office/word/2012/wordml" xmlns:w16cex="http://schemas.microsoft.com/office/word/2018/wordml/cex" xmlns:w16cid="http://schemas.microsoft.com/office/word/2016/wordml/cid" xmlns:w16="http://schemas.microsoft.com/office/word/2018/wordml" xmlns:w16se="http://schemas.microsoft.com/office/word/2015/wordml/symex" xmlns:wpg="http://schemas.microsoft.com/office/word/2010/wordprocessingGroup" xmlns:wpi="http://schemas.microsoft.com/office/word/2010/wordprocessingInk" xmlns:wne="http://schemas.microsoft.com/office/word/2006/wordml" xmlns:wps="http://schemas.microsoft.com/office/word/2010/wordprocessingShape" mc:Ignorable="w14 w15 w16se w16cid w16 w16cex wp14">
+  <w:background w:color="E2EFD9" w:themeColor="accent6" w:themeTint="33">
+    <v:background id="_x0000_s1025" o:bwmode="white" fillcolor="#e2efd9 [665]" o:targetscreensize="1024,768">
+      <v:fill color2="fill darken(237)" angle="-45" method="linear sigma" focus="100%" type="gradient"/>
+    </v:background>
+  </w:background>
   <w:body>
     <w:p>
       <w:pPr>
         <w:bidi/>
-        <w:jc w:val="both"/>
-        <w:rPr>
-          <w:rFonts w:ascii="Sakkal Majalla" w:hAnsi="Sakkal Majalla" w:cs="Sakkal Majalla"/>
-          <w:sz w:val="28"/>
-          <w:szCs w:val="28"/>
-          <w:rtl/>
+        <w:jc w:val="center"/>
+        <w:rPr>
+          <w:rFonts w:hint="cs"/>
+          <w:b/>
+          <w:bCs/>
+          <w:sz w:val="56"/>
+          <w:szCs w:val="56"/>
+          <w:rtl/>
+          <w:lang w:val="en-US" w:bidi="ar-EG"/>
         </w:rPr>
       </w:pPr>
       <w:r>
         <w:rPr>
-          <w:rFonts w:ascii="Sakkal Majalla" w:hAnsi="Sakkal Majalla" w:cs="Sakkal Majalla" w:hint="cs"/>
-          <w:sz w:val="28"/>
-          <w:szCs w:val="28"/>
-          <w:rtl/>
-        </w:rPr>
-        <w:t xml:space="preserve">أن نصلي </w:t>
-      </w:r>
-      <w:hyperlink r:id="rId4" w:history="1">
-        <w:r>
-          <w:rPr>
-            <w:rStyle w:val="Hyperlink"/>
-            <w:rFonts w:ascii="Sakkal Majalla" w:hAnsi="Sakkal Majalla" w:cs="Sakkal Majalla" w:hint="cs"/>
-            <w:sz w:val="28"/>
-            <w:szCs w:val="28"/>
-            <w:rtl/>
-          </w:rPr>
-          <w:t>صلاة حقيقية</w:t>
-        </w:r>
-      </w:hyperlink>
+          <w:b/>
+          <w:bCs/>
+          <w:sz w:val="56"/>
+          <w:szCs w:val="56"/>
+        </w:rPr>
+        <w:fldChar w:fldCharType="begin"/>
+      </w:r>
+      <w:r>
+        <w:rPr>
+          <w:b/>
+          <w:bCs/>
+          <w:sz w:val="56"/>
+          <w:szCs w:val="56"/>
+        </w:rPr>
+        <w:instrText xml:space="preserve"> HYPERLINK "https://www.bibelstudium.de/articles/198/sich-des-kreuzes-ruehmen.html" \l ":~:text=ganz%20anderes%2C%20wenn%20das%20wahre%2C%20echte,kennt.%20Bei%20Jona%20war%20jener%20religi%C3%B6se" </w:instrText>
+      </w:r>
+      <w:r>
+        <w:rPr>
+          <w:b/>
+          <w:bCs/>
+          <w:sz w:val="56"/>
+          <w:szCs w:val="56"/>
+        </w:rPr>
+        <w:fldChar w:fldCharType="separate"/>
+      </w:r>
+      <w:r>
+        <w:rPr>
+          <w:rStyle w:val="Hyperlink"/>
+          <w:rFonts w:hint="cs"/>
+          <w:b/>
+          <w:bCs/>
+          <w:sz w:val="56"/>
+          <w:szCs w:val="56"/>
+          <w:rtl/>
+          <w:lang w:val="en-US" w:bidi="ar-EG"/>
+        </w:rPr>
+        <w:t>أن نف</w:t>
+      </w:r>
+      <w:r>
+        <w:rPr>
+          <w:rStyle w:val="Hyperlink"/>
+          <w:rFonts w:hint="cs"/>
+          <w:b/>
+          <w:bCs/>
+          <w:sz w:val="56"/>
+          <w:szCs w:val="56"/>
+          <w:rtl/>
+          <w:lang w:val="en-US" w:bidi="ar-EG"/>
+        </w:rPr>
+        <w:t>ت</w:t>
+      </w:r>
+      <w:r>
+        <w:rPr>
+          <w:rStyle w:val="Hyperlink"/>
+          <w:rFonts w:hint="cs"/>
+          <w:b/>
+          <w:bCs/>
+          <w:sz w:val="56"/>
+          <w:szCs w:val="56"/>
+          <w:rtl/>
+          <w:lang w:val="en-US" w:bidi="ar-EG"/>
+        </w:rPr>
+        <w:t>خر بالصليب</w:t>
+      </w:r>
+      <w:r>
+        <w:rPr>
+          <w:rStyle w:val="Hyperlink"/>
+          <w:b/>
+          <w:bCs/>
+          <w:sz w:val="56"/>
+          <w:szCs w:val="56"/>
+          <w:lang w:val="en-US" w:bidi="ar-EG"/>
+        </w:rPr>
+        <w:fldChar w:fldCharType="end"/>
+      </w:r>
     </w:p>
     <w:p>
       <w:pPr>
         <w:bidi/>
         <w:jc w:val="both"/>
         <w:rPr>
-          <w:rFonts w:ascii="Sakkal Majalla" w:hAnsi="Sakkal Majalla" w:cs="Sakkal Majalla"/>
-          <w:sz w:val="28"/>
-          <w:szCs w:val="28"/>
-          <w:rtl/>
+          <w:b/>
+          <w:bCs/>
+          <w:rtl/>
+          <w:lang w:val="en-US" w:bidi="ar-EG"/>
         </w:rPr>
       </w:pPr>
       <w:r>
         <w:rPr>
-          <w:rFonts w:ascii="Sakkal Majalla" w:hAnsi="Sakkal Majalla" w:cs="Sakkal Majalla" w:hint="cs"/>
-          <w:sz w:val="28"/>
-          <w:szCs w:val="28"/>
-          <w:rtl/>
-        </w:rPr>
-        <w:t>إرميا 29: 12، 13</w:t>
+          <w:b/>
+          <w:bCs/>
+          <w:lang w:val="en-US" w:bidi="ar-EG"/>
+        </w:rPr>
+        <w:t>John Nelson Darby</w:t>
       </w:r>
     </w:p>
     <w:p>
@@ -61,42 +124,130 @@
         <w:bidi/>
         <w:jc w:val="both"/>
         <w:rPr>
-          <w:rFonts w:ascii="Sakkal Majalla" w:hAnsi="Sakkal Majalla" w:cs="Sakkal Majalla"/>
-          <w:color w:val="FF0000"/>
-          <w:sz w:val="28"/>
-          <w:szCs w:val="28"/>
-          <w:rtl/>
+          <w:sz w:val="54"/>
+          <w:szCs w:val="54"/>
+          <w:rtl/>
+          <w:lang w:val="en-US" w:bidi="ar-EG"/>
         </w:rPr>
       </w:pPr>
       <w:r>
         <w:rPr>
-          <w:rFonts w:ascii="Sakkal Majalla" w:hAnsi="Sakkal Majalla" w:cs="Sakkal Majalla" w:hint="cs"/>
-          <w:color w:val="FF0000"/>
-          <w:sz w:val="28"/>
-          <w:szCs w:val="28"/>
-          <w:rtl/>
-        </w:rPr>
-        <w:t>"</w:t>
-      </w:r>
-      <w:r>
-        <w:rPr>
-          <w:rFonts w:ascii="Sakkal Majalla" w:hAnsi="Sakkal Majalla" w:cs="Sakkal Majalla"/>
-          <w:color w:val="FF0000"/>
-          <w:sz w:val="28"/>
-          <w:szCs w:val="28"/>
-          <w:rtl/>
-        </w:rPr>
-        <w:t>12 فَتَدْعُونَنِي وَتَذْهَبُونَ وَتُصَلُّونَ إِلَيَّ فَأَسْمَعُ لَكُمْ.  13 وَتَطْلُبُونَنِي فَتَجِدُونَنِي إِذْ تَطْلُبُونَنِي بِكُلِّ قَلْبِكُمْ.</w:t>
-      </w:r>
-      <w:r>
-        <w:rPr>
-          <w:rFonts w:ascii="Sakkal Majalla" w:hAnsi="Sakkal Majalla" w:cs="Sakkal Majalla" w:hint="cs"/>
-          <w:color w:val="FF0000"/>
-          <w:sz w:val="28"/>
-          <w:szCs w:val="28"/>
-          <w:rtl/>
-        </w:rPr>
-        <w:t>"</w:t>
+          <w:rFonts w:hint="cs"/>
+          <w:sz w:val="54"/>
+          <w:szCs w:val="54"/>
+          <w:rtl/>
+          <w:lang w:val="en-US" w:bidi="ar-EG"/>
+        </w:rPr>
+        <w:t xml:space="preserve">لا يوجد ما هو أصعب من أن يتحرر الإنسان من نفسه. إنه مستحيل </w:t>
+      </w:r>
+      <w:r>
+        <w:rPr>
+          <w:rFonts w:hint="cs"/>
+          <w:sz w:val="54"/>
+          <w:szCs w:val="54"/>
+          <w:rtl/>
+          <w:lang w:val="en-US" w:bidi="ar-EG"/>
+        </w:rPr>
+        <w:t>إلا</w:t>
+      </w:r>
+      <w:r>
+        <w:rPr>
+          <w:rFonts w:hint="cs"/>
+          <w:sz w:val="54"/>
+          <w:szCs w:val="54"/>
+          <w:rtl/>
+          <w:lang w:val="en-US" w:bidi="ar-EG"/>
+        </w:rPr>
+        <w:t xml:space="preserve"> إن وُهب طبيعة جديدة. الإنسان يفتخر بكل ما يكرّمه، بكل ما يميّزه أمام قريبه. </w:t>
+      </w:r>
+      <w:r>
+        <w:rPr>
+          <w:rFonts w:hint="cs"/>
+          <w:sz w:val="54"/>
+          <w:szCs w:val="54"/>
+          <w:rtl/>
+          <w:lang w:val="en-US" w:bidi="ar-EG"/>
+        </w:rPr>
+        <w:t>وليس مهمًا</w:t>
+      </w:r>
+      <w:r>
+        <w:rPr>
+          <w:rFonts w:hint="cs"/>
+          <w:sz w:val="54"/>
+          <w:szCs w:val="54"/>
+          <w:rtl/>
+          <w:lang w:val="en-US" w:bidi="ar-EG"/>
+        </w:rPr>
+        <w:t xml:space="preserve"> ما يكونه هذا الأمر</w:t>
+      </w:r>
+      <w:r>
+        <w:rPr>
+          <w:rFonts w:hint="cs"/>
+          <w:sz w:val="54"/>
+          <w:szCs w:val="54"/>
+          <w:rtl/>
+          <w:lang w:val="en-US" w:bidi="ar-EG"/>
+        </w:rPr>
+        <w:t xml:space="preserve"> </w:t>
+      </w:r>
+      <w:r>
+        <w:rPr>
+          <w:sz w:val="54"/>
+          <w:szCs w:val="54"/>
+          <w:rtl/>
+          <w:lang w:val="en-US" w:bidi="ar-EG"/>
+        </w:rPr>
+        <w:t>–</w:t>
+      </w:r>
+      <w:r>
+        <w:rPr>
+          <w:rFonts w:hint="cs"/>
+          <w:sz w:val="54"/>
+          <w:szCs w:val="54"/>
+          <w:rtl/>
+          <w:lang w:val="en-US" w:bidi="ar-EG"/>
+        </w:rPr>
+        <w:t xml:space="preserve"> ربما هو أطول رجل -، إنه يفتخر بكل ما يرفع من كبريائه ويجعله متفوقًا. من الممكن أن يفتخر البعض ب</w:t>
+      </w:r>
+      <w:r>
+        <w:rPr>
+          <w:rFonts w:hint="cs"/>
+          <w:sz w:val="54"/>
+          <w:szCs w:val="54"/>
+          <w:rtl/>
+          <w:lang w:val="en-US" w:bidi="ar-EG"/>
+        </w:rPr>
+        <w:t>مواهب</w:t>
+      </w:r>
+      <w:r>
+        <w:rPr>
+          <w:rFonts w:hint="cs"/>
+          <w:sz w:val="54"/>
+          <w:szCs w:val="54"/>
+          <w:rtl/>
+          <w:lang w:val="en-US" w:bidi="ar-EG"/>
+        </w:rPr>
+        <w:t>هم. هنالك فوارق في الذكاء. يظهر لدى بعض الناس أكثر بُطلاً (إنهم يودون أن يظهروا في مظهر حسن أمام الآخرين)، و</w:t>
+      </w:r>
+      <w:r>
+        <w:rPr>
+          <w:rFonts w:hint="cs"/>
+          <w:sz w:val="54"/>
+          <w:szCs w:val="54"/>
+          <w:rtl/>
+          <w:lang w:val="en-US" w:bidi="ar-EG"/>
+        </w:rPr>
+        <w:t xml:space="preserve">يظهر </w:t>
+      </w:r>
+      <w:r>
+        <w:rPr>
+          <w:rFonts w:hint="cs"/>
+          <w:sz w:val="54"/>
+          <w:szCs w:val="54"/>
+          <w:rtl/>
+          <w:lang w:val="en-US" w:bidi="ar-EG"/>
+        </w:rPr>
+        <w:t>لدى البعض أكثر الكبرياء (يستحسنون أنفسهم). غِنى، معرفة، عِلم كل ما يميّز الإنسان: إنه سيفتخر بهذه الأمور وبالتالي سيبني من حوله عالمًا صغيرًا.</w:t>
       </w:r>
     </w:p>
     <w:p>
@@ -104,177 +255,246 @@
         <w:bidi/>
         <w:jc w:val="both"/>
         <w:rPr>
-          <w:rFonts w:ascii="Sakkal Majalla" w:hAnsi="Sakkal Majalla" w:cs="Sakkal Majalla"/>
-          <w:sz w:val="28"/>
-          <w:szCs w:val="28"/>
-          <w:rtl/>
-          <w:lang w:val="en-US"/>
+          <w:sz w:val="54"/>
+          <w:szCs w:val="54"/>
+          <w:rtl/>
+          <w:lang w:val="en-US" w:bidi="ar-EG"/>
         </w:rPr>
       </w:pPr>
       <w:r>
         <w:rPr>
-          <w:rFonts w:ascii="Sakkal Majalla" w:hAnsi="Sakkal Majalla" w:cs="Sakkal Majalla" w:hint="cs"/>
-          <w:sz w:val="28"/>
-          <w:szCs w:val="28"/>
-          <w:rtl/>
-        </w:rPr>
-        <w:t xml:space="preserve">يا له من وعد ثمين تحتويه هذه الأعداد: </w:t>
-      </w:r>
-      <w:r>
-        <w:rPr>
-          <w:rFonts w:ascii="Sakkal Majalla" w:hAnsi="Sakkal Majalla" w:cs="Sakkal Majalla" w:hint="cs"/>
-          <w:color w:val="FF0000"/>
-          <w:sz w:val="28"/>
-          <w:szCs w:val="28"/>
-          <w:rtl/>
-        </w:rPr>
-        <w:t>"</w:t>
-      </w:r>
-      <w:r>
-        <w:rPr>
-          <w:rFonts w:ascii="Sakkal Majalla" w:hAnsi="Sakkal Majalla" w:cs="Sakkal Majalla"/>
-          <w:color w:val="FF0000"/>
-          <w:sz w:val="28"/>
-          <w:szCs w:val="28"/>
-          <w:rtl/>
-        </w:rPr>
-        <w:t>تَدْعُونَنِي وَتَذْهَبُونَ وَتُصَلُّونَ إِلَيَّ فَأَسْمَعُ لَكُمْ.</w:t>
-      </w:r>
-      <w:r>
-        <w:rPr>
-          <w:rFonts w:ascii="Sakkal Majalla" w:hAnsi="Sakkal Majalla" w:cs="Sakkal Majalla" w:hint="cs"/>
-          <w:color w:val="FF0000"/>
-          <w:sz w:val="28"/>
-          <w:szCs w:val="28"/>
-          <w:rtl/>
-        </w:rPr>
-        <w:t xml:space="preserve"> </w:t>
-      </w:r>
-      <w:r>
-        <w:rPr>
-          <w:rFonts w:ascii="Sakkal Majalla" w:hAnsi="Sakkal Majalla" w:cs="Sakkal Majalla"/>
-          <w:color w:val="FF0000"/>
-          <w:sz w:val="28"/>
-          <w:szCs w:val="28"/>
-          <w:rtl/>
-        </w:rPr>
-        <w:t>وَتَطْلُبُونَنِي فَتَجِدُونَنِي</w:t>
-      </w:r>
-      <w:r>
-        <w:rPr>
-          <w:rFonts w:ascii="Sakkal Majalla" w:hAnsi="Sakkal Majalla" w:cs="Sakkal Majalla" w:hint="cs"/>
-          <w:color w:val="FF0000"/>
-          <w:sz w:val="28"/>
-          <w:szCs w:val="28"/>
-          <w:rtl/>
-          <w:lang w:val="en-US"/>
-        </w:rPr>
-        <w:t>"</w:t>
-      </w:r>
-      <w:r>
-        <w:rPr>
-          <w:rFonts w:ascii="Sakkal Majalla" w:hAnsi="Sakkal Majalla" w:cs="Sakkal Majalla" w:hint="cs"/>
-          <w:sz w:val="28"/>
-          <w:szCs w:val="28"/>
-          <w:rtl/>
-          <w:lang w:val="en-US"/>
-        </w:rPr>
-        <w:t xml:space="preserve"> ولكن ينبغي علينا أن نتذكر المقطع: </w:t>
-      </w:r>
-      <w:r>
-        <w:rPr>
-          <w:rFonts w:ascii="Sakkal Majalla" w:hAnsi="Sakkal Majalla" w:cs="Sakkal Majalla" w:hint="cs"/>
-          <w:color w:val="FF0000"/>
-          <w:sz w:val="28"/>
-          <w:szCs w:val="28"/>
-          <w:rtl/>
-          <w:lang w:val="en-US"/>
-        </w:rPr>
-        <w:t>"</w:t>
-      </w:r>
-      <w:r>
-        <w:rPr>
-          <w:rFonts w:ascii="Sakkal Majalla" w:hAnsi="Sakkal Majalla" w:cs="Sakkal Majalla"/>
-          <w:color w:val="FF0000"/>
-          <w:sz w:val="28"/>
-          <w:szCs w:val="28"/>
-          <w:rtl/>
-        </w:rPr>
-        <w:t xml:space="preserve"> </w:t>
-      </w:r>
-      <w:r>
-        <w:rPr>
-          <w:rFonts w:ascii="Sakkal Majalla" w:hAnsi="Sakkal Majalla" w:cs="Sakkal Majalla"/>
-          <w:color w:val="FF0000"/>
-          <w:sz w:val="28"/>
-          <w:szCs w:val="28"/>
-          <w:rtl/>
-        </w:rPr>
-        <w:t>إِذْ تَطْلُبُونَنِي بِكُلِّ قَلْبِكُمْ</w:t>
-      </w:r>
-      <w:r>
-        <w:rPr>
-          <w:rFonts w:ascii="Sakkal Majalla" w:hAnsi="Sakkal Majalla" w:cs="Sakkal Majalla" w:hint="cs"/>
-          <w:color w:val="FF0000"/>
-          <w:sz w:val="28"/>
-          <w:szCs w:val="28"/>
-          <w:rtl/>
-          <w:lang w:val="en-US"/>
-        </w:rPr>
-        <w:t>."</w:t>
-      </w:r>
-      <w:r>
-        <w:rPr>
-          <w:rFonts w:ascii="Sakkal Majalla" w:hAnsi="Sakkal Majalla" w:cs="Sakkal Majalla" w:hint="cs"/>
-          <w:sz w:val="28"/>
-          <w:szCs w:val="28"/>
-          <w:rtl/>
-          <w:lang w:val="en-US"/>
-        </w:rPr>
-        <w:t xml:space="preserve"> شفاهنا بمقدورها أن تقول الكثير، بينما قلبنا يكون في مكان آخر. لقد قال الرب على فم أشعياء عن إسرائيل: </w:t>
-      </w:r>
-      <w:r>
-        <w:rPr>
-          <w:rFonts w:ascii="Sakkal Majalla" w:hAnsi="Sakkal Majalla" w:cs="Sakkal Majalla" w:hint="cs"/>
-          <w:color w:val="FF0000"/>
-          <w:sz w:val="28"/>
-          <w:szCs w:val="28"/>
-          <w:rtl/>
-          <w:lang w:val="en-US"/>
-        </w:rPr>
-        <w:t>"</w:t>
-      </w:r>
-      <w:r>
-        <w:rPr>
-          <w:rFonts w:ascii="Sakkal Majalla" w:hAnsi="Sakkal Majalla" w:cs="Sakkal Majalla"/>
-          <w:color w:val="FF0000"/>
-          <w:sz w:val="28"/>
-          <w:szCs w:val="28"/>
-          <w:rtl/>
-          <w:lang w:val="en-US"/>
-        </w:rPr>
-        <w:t>هذَا الشَّعْبَ قَدِ اقْتَرَبَ إِلَيَّ بِفَمِهِ وَأَكْرَمَنِي بِشَفَتَيْهِ، وَأَمَّا قَلْبُهُ فَأَبْعَدَهُ عَنِّي</w:t>
-      </w:r>
-      <w:r>
-        <w:rPr>
-          <w:rFonts w:ascii="Sakkal Majalla" w:hAnsi="Sakkal Majalla" w:cs="Sakkal Majalla" w:hint="cs"/>
-          <w:color w:val="FF0000"/>
-          <w:sz w:val="28"/>
-          <w:szCs w:val="28"/>
-          <w:rtl/>
-          <w:lang w:val="en-US"/>
-        </w:rPr>
-        <w:t>"</w:t>
-      </w:r>
-      <w:r>
-        <w:rPr>
-          <w:rFonts w:ascii="Sakkal Majalla" w:hAnsi="Sakkal Majalla" w:cs="Sakkal Majalla" w:hint="cs"/>
-          <w:sz w:val="28"/>
-          <w:szCs w:val="28"/>
-          <w:rtl/>
-          <w:lang w:val="en-US"/>
-        </w:rPr>
-        <w:t xml:space="preserve"> (أشعياء 29: 13). الصلاة الحقيقية ينبغي أن تكون نابعة من القلب.</w:t>
+          <w:rFonts w:hint="cs"/>
+          <w:sz w:val="54"/>
+          <w:szCs w:val="54"/>
+          <w:rtl/>
+          <w:lang w:val="en-US" w:bidi="ar-EG"/>
+        </w:rPr>
+        <w:t>هنالك أمر آخر يفتخر به الناس إلى جانب الموهبة، المنشأ، الغِنى إلخ.، ألا وهو ديانتهم. إن أخذت يهوديًا ستجد بأن</w:t>
+      </w:r>
+      <w:r>
+        <w:rPr>
+          <w:rFonts w:hint="cs"/>
+          <w:sz w:val="54"/>
+          <w:szCs w:val="54"/>
+          <w:rtl/>
+          <w:lang w:val="en-US" w:bidi="ar-EG"/>
+        </w:rPr>
+        <w:t>ه</w:t>
+      </w:r>
+      <w:r>
+        <w:rPr>
+          <w:rFonts w:hint="cs"/>
+          <w:sz w:val="54"/>
+          <w:szCs w:val="54"/>
+          <w:rtl/>
+          <w:lang w:val="en-US" w:bidi="ar-EG"/>
+        </w:rPr>
+        <w:t xml:space="preserve"> يفتخر ب</w:t>
+      </w:r>
+      <w:r>
+        <w:rPr>
+          <w:rFonts w:hint="cs"/>
+          <w:sz w:val="54"/>
+          <w:szCs w:val="54"/>
+          <w:rtl/>
+          <w:lang w:val="en-US" w:bidi="ar-EG"/>
+        </w:rPr>
+        <w:t>كونه</w:t>
+      </w:r>
+      <w:r>
+        <w:rPr>
+          <w:rFonts w:hint="cs"/>
+          <w:sz w:val="54"/>
+          <w:szCs w:val="54"/>
+          <w:rtl/>
+          <w:lang w:val="en-US" w:bidi="ar-EG"/>
+        </w:rPr>
+        <w:t xml:space="preserve"> ليس مسلمًا. المدعو مسيحيًا يفتخر بأنه ليس وثنيًا وعشارًا. فالإنسان سيحسب ما أعطاه الله إياه</w:t>
+      </w:r>
+      <w:r>
+        <w:rPr>
+          <w:rFonts w:hint="cs"/>
+          <w:sz w:val="54"/>
+          <w:szCs w:val="54"/>
+          <w:rtl/>
+          <w:lang w:val="en-US" w:bidi="ar-EG"/>
+        </w:rPr>
+        <w:t xml:space="preserve"> بالذات</w:t>
+      </w:r>
+      <w:r>
+        <w:rPr>
+          <w:rFonts w:hint="cs"/>
+          <w:sz w:val="54"/>
+          <w:szCs w:val="54"/>
+          <w:rtl/>
+          <w:lang w:val="en-US" w:bidi="ar-EG"/>
+        </w:rPr>
+        <w:t xml:space="preserve"> كأجر ليتحرر من نفسه. </w:t>
+      </w:r>
+      <w:r>
+        <w:rPr>
+          <w:sz w:val="54"/>
+          <w:szCs w:val="54"/>
+          <w:rtl/>
+          <w:lang w:val="en-US" w:bidi="ar-EG"/>
+        </w:rPr>
+        <w:t xml:space="preserve">أولئك الذين يخدعون أنفسهم بالسجود أمام صنم قد يكون لديهم القليل من </w:t>
+      </w:r>
+      <w:r>
+        <w:rPr>
+          <w:rFonts w:hint="cs"/>
+          <w:sz w:val="54"/>
+          <w:szCs w:val="54"/>
+          <w:rtl/>
+          <w:lang w:val="en-US" w:bidi="ar-EG"/>
+        </w:rPr>
+        <w:t>الافتخار</w:t>
+      </w:r>
+      <w:r>
+        <w:rPr>
+          <w:sz w:val="54"/>
+          <w:szCs w:val="54"/>
+          <w:rtl/>
+          <w:lang w:val="en-US" w:bidi="ar-EG"/>
+        </w:rPr>
+        <w:t xml:space="preserve"> أو</w:t>
+      </w:r>
+      <w:r>
+        <w:rPr>
+          <w:rFonts w:hint="cs"/>
+          <w:sz w:val="54"/>
+          <w:szCs w:val="54"/>
+          <w:rtl/>
+          <w:lang w:val="en-US" w:bidi="ar-EG"/>
+        </w:rPr>
+        <w:t xml:space="preserve"> يكون لديهم تصور</w:t>
+      </w:r>
+      <w:r>
+        <w:rPr>
+          <w:sz w:val="54"/>
+          <w:szCs w:val="54"/>
+          <w:rtl/>
+          <w:lang w:val="en-US" w:bidi="ar-EG"/>
+        </w:rPr>
+        <w:t xml:space="preserve"> أقل </w:t>
+      </w:r>
+      <w:r>
+        <w:rPr>
+          <w:rFonts w:hint="cs"/>
+          <w:sz w:val="54"/>
+          <w:szCs w:val="54"/>
+          <w:rtl/>
+          <w:lang w:val="en-US" w:bidi="ar-EG"/>
+        </w:rPr>
+        <w:t>بأنهم يتفاخرون</w:t>
+      </w:r>
+      <w:r>
+        <w:rPr>
+          <w:sz w:val="54"/>
+          <w:szCs w:val="54"/>
+          <w:rtl/>
+          <w:lang w:val="en-US" w:bidi="ar-EG"/>
+        </w:rPr>
+        <w:t xml:space="preserve">، لكن مقياس الحقيقة المرتبط بالدين الذي يلتزم به الناس هو مجرد استخدامه كذريعة </w:t>
+      </w:r>
+      <w:r>
+        <w:rPr>
+          <w:rFonts w:hint="cs"/>
+          <w:sz w:val="54"/>
+          <w:szCs w:val="54"/>
+          <w:rtl/>
+          <w:lang w:val="en-US" w:bidi="ar-EG"/>
+        </w:rPr>
+        <w:t>للتفاخر</w:t>
+      </w:r>
+      <w:r>
+        <w:rPr>
+          <w:sz w:val="54"/>
+          <w:szCs w:val="54"/>
+          <w:rtl/>
+          <w:lang w:val="en-US" w:bidi="ar-EG"/>
+        </w:rPr>
+        <w:t>.</w:t>
+      </w:r>
+      <w:r>
+        <w:rPr>
+          <w:rFonts w:hint="cs"/>
+          <w:sz w:val="54"/>
+          <w:szCs w:val="54"/>
+          <w:rtl/>
+          <w:lang w:val="en-US" w:bidi="ar-EG"/>
+        </w:rPr>
+        <w:t xml:space="preserve"> فالمسلم المعترف بالله يفتخر بدينه على عكس الذين لا يفعلون ذلك. اليهودي </w:t>
+      </w:r>
+      <w:r>
+        <w:rPr>
+          <w:rFonts w:hint="cs"/>
+          <w:sz w:val="54"/>
+          <w:szCs w:val="54"/>
+          <w:rtl/>
+          <w:lang w:val="en-US" w:bidi="ar-EG"/>
+        </w:rPr>
+        <w:lastRenderedPageBreak/>
+        <w:t xml:space="preserve">يفتخر بدينه </w:t>
+      </w:r>
+      <w:r>
+        <w:rPr>
+          <w:sz w:val="54"/>
+          <w:szCs w:val="54"/>
+          <w:rtl/>
+          <w:lang w:val="en-US" w:bidi="ar-EG"/>
+        </w:rPr>
+        <w:t>–</w:t>
+      </w:r>
+      <w:r>
+        <w:rPr>
+          <w:rFonts w:hint="cs"/>
+          <w:sz w:val="54"/>
+          <w:szCs w:val="54"/>
+          <w:rtl/>
+          <w:lang w:val="en-US" w:bidi="ar-EG"/>
+        </w:rPr>
+        <w:t xml:space="preserve"> هو يملك الحق، و"الخلاص من اليهود". المسيحي الذي من الأمم أيضًا عنده الحق، ولكنه يتفاخر به، </w:t>
+      </w:r>
+      <w:r>
+        <w:rPr>
+          <w:rFonts w:hint="cs"/>
+          <w:sz w:val="54"/>
+          <w:szCs w:val="54"/>
+          <w:rtl/>
+          <w:lang w:val="en-US" w:bidi="ar-EG"/>
+        </w:rPr>
+        <w:t>وعندها</w:t>
+      </w:r>
+      <w:r>
+        <w:rPr>
+          <w:rFonts w:hint="cs"/>
+          <w:sz w:val="54"/>
+          <w:szCs w:val="54"/>
+          <w:rtl/>
+          <w:lang w:val="en-US" w:bidi="ar-EG"/>
+        </w:rPr>
+        <w:t xml:space="preserve"> يحدث الشؤم. إن خداع العدو يظهر بقدر الحقيقة التي يفتخر بها المرء؛ وليس من الصعب اكتشاف هذه المكيدة، لأنه عندما تفتخر بكونك مسيحيًا، على الفور سي</w:t>
+      </w:r>
+      <w:r>
+        <w:rPr>
+          <w:rFonts w:hint="cs"/>
+          <w:sz w:val="54"/>
+          <w:szCs w:val="54"/>
+          <w:rtl/>
+          <w:lang w:val="en-US" w:bidi="ar-EG"/>
+        </w:rPr>
+        <w:t>نكشف</w:t>
+      </w:r>
+      <w:r>
+        <w:rPr>
+          <w:rFonts w:hint="cs"/>
+          <w:sz w:val="54"/>
+          <w:szCs w:val="54"/>
+          <w:rtl/>
+          <w:lang w:val="en-US" w:bidi="ar-EG"/>
+        </w:rPr>
+        <w:t xml:space="preserve"> الأمر كله.</w:t>
       </w:r>
     </w:p>
     <w:p>
@@ -282,92 +502,41 @@
         <w:bidi/>
         <w:jc w:val="both"/>
         <w:rPr>
-          <w:rFonts w:ascii="Sakkal Majalla" w:hAnsi="Sakkal Majalla" w:cs="Sakkal Majalla"/>
-          <w:sz w:val="28"/>
-          <w:szCs w:val="28"/>
-          <w:rtl/>
-          <w:lang w:val="en-US"/>
+          <w:sz w:val="54"/>
+          <w:szCs w:val="54"/>
+          <w:rtl/>
+          <w:lang w:val="en-US" w:bidi="ar-EG"/>
         </w:rPr>
       </w:pPr>
       <w:r>
         <w:rPr>
-          <w:rFonts w:ascii="Sakkal Majalla" w:hAnsi="Sakkal Majalla" w:cs="Sakkal Majalla" w:hint="cs"/>
-          <w:sz w:val="28"/>
-          <w:szCs w:val="28"/>
-          <w:rtl/>
-          <w:lang w:val="en-US"/>
-        </w:rPr>
-        <w:t xml:space="preserve">أحد أسباب سماح الرب لنا بأن نجتاز في صعوبات هو أن نتعلم من خلالها </w:t>
-      </w:r>
-      <w:r>
-        <w:rPr>
-          <w:rFonts w:ascii="Sakkal Majalla" w:hAnsi="Sakkal Majalla" w:cs="Sakkal Majalla" w:hint="cs"/>
-          <w:sz w:val="28"/>
-          <w:szCs w:val="28"/>
-          <w:rtl/>
-          <w:lang w:val="en-US"/>
+          <w:rFonts w:hint="cs"/>
+          <w:sz w:val="54"/>
+          <w:szCs w:val="54"/>
+          <w:rtl/>
+          <w:lang w:val="en-US" w:bidi="ar-EG"/>
+        </w:rPr>
+        <w:t xml:space="preserve">بالطبع يختلف الأمر كليًا إن سلك ابن حقيقي لله في قوة الصليب بافتخاره أنه يعرف الله. يونان كان كبرياؤه الديني فعالاً. لقد كان فخورًا بأن يكون يهوديًا، ولم يُرد الذهاب إلى نينوى، كما قال له الله، لأنه خاف أن يفقد سمعته. لقد كان يفضل أن تخرب كل نينوى، من أن يفقد سمعته كنبي. يونان كان نبيًا حقيقيًا، ولكن في كبريائه جعل ديانته داعيًا ليمجّد نفسه. مهما كان الشيء الذي يتجمّل به المرء، ومن الممكن حتى أن يكون بمعرفته الكتابية، إنه افتخار جسدي. الشيء القليل يكفي </w:t>
+      </w:r>
+      <w:r>
+        <w:rPr>
+          <w:rFonts w:hint="cs"/>
+          <w:sz w:val="54"/>
+          <w:szCs w:val="54"/>
+          <w:rtl/>
+          <w:lang w:val="en-US" w:bidi="ar-EG"/>
         </w:rPr>
         <w:t>ب</w:t>
       </w:r>
       <w:r>
         <w:rPr>
-          <w:rFonts w:ascii="Sakkal Majalla" w:hAnsi="Sakkal Majalla" w:cs="Sakkal Majalla" w:hint="cs"/>
-          <w:sz w:val="28"/>
-          <w:szCs w:val="28"/>
-          <w:rtl/>
-          <w:lang w:val="en-US"/>
-        </w:rPr>
-        <w:t xml:space="preserve">أن نصلي من قلوبنا. إننا كثيرًا ما نجد ذلك في كلمة الله، أن أناسًا يصرخون إلى الرب في ضيقاتٍ شديدة ويستجيب لهم. هذا الصراخ إلى الرب هو فعلاً صلاة من القلب. والقلب أيضًا ينبغي أن يُمتحن أولاً قبل أن نصلّي. في مزمور 66: 18 نقرأ هذه الكلمات: </w:t>
-      </w:r>
-      <w:r>
-        <w:rPr>
-          <w:rFonts w:ascii="Sakkal Majalla" w:hAnsi="Sakkal Majalla" w:cs="Sakkal Majalla" w:hint="cs"/>
-          <w:color w:val="FF0000"/>
-          <w:sz w:val="28"/>
-          <w:szCs w:val="28"/>
-          <w:rtl/>
-          <w:lang w:val="en-US"/>
-        </w:rPr>
-        <w:t>"</w:t>
-      </w:r>
-      <w:r>
-        <w:rPr>
-          <w:color w:val="FF0000"/>
-          <w:rtl/>
-        </w:rPr>
-        <w:t xml:space="preserve"> </w:t>
-      </w:r>
-      <w:r>
-        <w:rPr>
-          <w:rFonts w:ascii="Sakkal Majalla" w:hAnsi="Sakkal Majalla" w:cs="Sakkal Majalla"/>
-          <w:color w:val="FF0000"/>
-          <w:sz w:val="28"/>
-          <w:szCs w:val="28"/>
-          <w:rtl/>
-          <w:lang w:val="en-US"/>
-        </w:rPr>
-        <w:t>إِنْ رَاعَيْتُ إِثْمًا فِي قَلْبِي لاَ يَسْتَمِعُ لِيَ الرَّبُّ.</w:t>
-      </w:r>
-      <w:r>
-        <w:rPr>
-          <w:rFonts w:ascii="Sakkal Majalla" w:hAnsi="Sakkal Majalla" w:cs="Sakkal Majalla" w:hint="cs"/>
-          <w:color w:val="FF0000"/>
-          <w:sz w:val="28"/>
-          <w:szCs w:val="28"/>
-          <w:rtl/>
-          <w:lang w:val="en-US"/>
-        </w:rPr>
-        <w:t>"</w:t>
-      </w:r>
-      <w:r>
-        <w:rPr>
-          <w:rFonts w:ascii="Sakkal Majalla" w:hAnsi="Sakkal Majalla" w:cs="Sakkal Majalla" w:hint="cs"/>
-          <w:sz w:val="28"/>
-          <w:szCs w:val="28"/>
-          <w:rtl/>
-          <w:lang w:val="en-US"/>
-        </w:rPr>
-        <w:t>. في أن نصلي من القلب وأن يكون لدينا قلب نقي هما شرطان ضروريان لاستجابة الصلاة.</w:t>
+          <w:rFonts w:hint="cs"/>
+          <w:sz w:val="54"/>
+          <w:szCs w:val="54"/>
+          <w:rtl/>
+          <w:lang w:val="en-US" w:bidi="ar-EG"/>
+        </w:rPr>
+        <w:t>أن يجعلنا نُعجب بأنفسنا. إن ما لا نعيه في شخص آخر، يكون كافيًا بأن نحظى بالإعجاب بأنفسنا.</w:t>
       </w:r>
     </w:p>
     <w:p>
@@ -375,162 +544,226 @@
         <w:bidi/>
         <w:jc w:val="both"/>
         <w:rPr>
-          <w:rFonts w:ascii="Sakkal Majalla" w:hAnsi="Sakkal Majalla" w:cs="Sakkal Majalla"/>
-          <w:color w:val="FF0000"/>
-          <w:sz w:val="28"/>
-          <w:szCs w:val="28"/>
-          <w:rtl/>
-          <w:lang w:val="en-US"/>
+          <w:sz w:val="54"/>
+          <w:szCs w:val="54"/>
+          <w:rtl/>
+          <w:lang w:val="en-US" w:bidi="ar-EG"/>
         </w:rPr>
       </w:pPr>
       <w:r>
         <w:rPr>
-          <w:rFonts w:ascii="Sakkal Majalla" w:hAnsi="Sakkal Majalla" w:cs="Sakkal Majalla" w:hint="cs"/>
-          <w:sz w:val="28"/>
-          <w:szCs w:val="28"/>
-          <w:rtl/>
-          <w:lang w:val="en-US"/>
-        </w:rPr>
-        <w:t xml:space="preserve">عبرانيين 10: 19، 22 </w:t>
-      </w:r>
-      <w:r>
-        <w:rPr>
-          <w:rFonts w:ascii="Sakkal Majalla" w:hAnsi="Sakkal Majalla" w:cs="Sakkal Majalla"/>
-          <w:sz w:val="28"/>
-          <w:szCs w:val="28"/>
-          <w:rtl/>
-          <w:lang w:val="en-US"/>
+          <w:rFonts w:hint="cs"/>
+          <w:sz w:val="54"/>
+          <w:szCs w:val="54"/>
+          <w:rtl/>
+          <w:lang w:val="en-US" w:bidi="ar-EG"/>
+        </w:rPr>
+        <w:t xml:space="preserve">ويزداد الأمر في حدته عندما يفتخر المرء بديانته. كل ما يأتي من الإنسان هو فارغ. الإنسان لا يمكنه أن يفتخر بنفسه بأن يكون خاطئًا. الضمير لا يمكنه أن يفتخر بنفسه، ولا توجد أية ديانة حقيقية من دون ضمير </w:t>
+      </w:r>
+      <w:r>
+        <w:rPr>
+          <w:sz w:val="54"/>
+          <w:szCs w:val="54"/>
+          <w:rtl/>
+          <w:lang w:val="en-US" w:bidi="ar-EG"/>
         </w:rPr>
         <w:t>–</w:t>
       </w:r>
       <w:r>
         <w:rPr>
-          <w:rFonts w:ascii="Sakkal Majalla" w:hAnsi="Sakkal Majalla" w:cs="Sakkal Majalla" w:hint="cs"/>
-          <w:sz w:val="28"/>
-          <w:szCs w:val="28"/>
-          <w:rtl/>
-          <w:lang w:val="en-US"/>
-        </w:rPr>
-        <w:t xml:space="preserve"> 23 يقدّم لنا هذا المبدأ الهام: </w:t>
-      </w:r>
-      <w:r>
-        <w:rPr>
-          <w:rFonts w:ascii="Sakkal Majalla" w:hAnsi="Sakkal Majalla" w:cs="Sakkal Majalla" w:hint="cs"/>
-          <w:color w:val="FF0000"/>
-          <w:sz w:val="28"/>
-          <w:szCs w:val="28"/>
-          <w:rtl/>
-          <w:lang w:val="en-US"/>
-        </w:rPr>
-        <w:t>"</w:t>
-      </w:r>
-      <w:r>
-        <w:rPr>
-          <w:rFonts w:ascii="Sakkal Majalla" w:hAnsi="Sakkal Majalla" w:cs="Sakkal Majalla"/>
-          <w:color w:val="FF0000"/>
-          <w:sz w:val="28"/>
-          <w:szCs w:val="28"/>
-          <w:rtl/>
-          <w:lang w:val="en-US"/>
-        </w:rPr>
-        <w:t xml:space="preserve"> 19 فَإِذْ لَنَا أَيُّهَا الإِخْوَةُ ثِقَةٌ بِالدُّخُولِ إِلَى «الأَقْدَاسِ» بِدَمِ يَسُوعَ،  </w:t>
-      </w:r>
-      <w:r>
-        <w:rPr>
-          <w:rFonts w:ascii="Sakkal Majalla" w:hAnsi="Sakkal Majalla" w:cs="Sakkal Majalla" w:hint="cs"/>
-          <w:color w:val="FF0000"/>
-          <w:sz w:val="28"/>
-          <w:szCs w:val="28"/>
-          <w:rtl/>
-          <w:lang w:val="en-US"/>
-        </w:rPr>
-        <w:t>...</w:t>
-      </w:r>
-      <w:r>
-        <w:rPr>
-          <w:rFonts w:ascii="Sakkal Majalla" w:hAnsi="Sakkal Majalla" w:cs="Sakkal Majalla"/>
-          <w:color w:val="FF0000"/>
-          <w:sz w:val="28"/>
-          <w:szCs w:val="28"/>
-          <w:rtl/>
-          <w:lang w:val="en-US"/>
-        </w:rPr>
-        <w:t xml:space="preserve">  22 لِنَتَقَدَّمْ بِقَلْبٍ صَادِق فِي يَقِينِ الإِيمَانِ، مَرْشُوشَةً قُلُوبُنَا مِنْ ضَمِيرٍ شِرِّيرٍ، وَمُغْتَسِلَةً أَجْسَادُنَا بِمَاءٍ نَقِيٍّ.  23 لِنَتَمَسَّكْ بِإِقْرَارِ الرَّجَاءِ رَاسِخًا،</w:t>
-      </w:r>
-      <w:r>
-        <w:rPr>
-          <w:rFonts w:ascii="Sakkal Majalla" w:hAnsi="Sakkal Majalla" w:cs="Sakkal Majalla" w:hint="cs"/>
-          <w:color w:val="FF0000"/>
-          <w:sz w:val="28"/>
-          <w:szCs w:val="28"/>
-          <w:rtl/>
-          <w:lang w:val="en-US"/>
-        </w:rPr>
-        <w:t xml:space="preserve">" </w:t>
-      </w:r>
-      <w:r>
-        <w:rPr>
-          <w:rFonts w:ascii="Sakkal Majalla" w:hAnsi="Sakkal Majalla" w:cs="Sakkal Majalla" w:hint="cs"/>
-          <w:sz w:val="28"/>
-          <w:szCs w:val="28"/>
-          <w:rtl/>
-          <w:lang w:val="en-US"/>
-        </w:rPr>
-        <w:t xml:space="preserve">ينبغي علينا أن نتعلّم بأن نواظب على الصلاة. ينبغي علينا أن نتعلم بأن نصلي من قلوب طاهرة متيقنين تمامًا لِما نحتاجه. عندها فقط يمكننا أن نتوقع استجابة لصلواتنا. </w:t>
-      </w:r>
-      <w:r>
-        <w:rPr>
-          <w:rFonts w:ascii="Sakkal Majalla" w:hAnsi="Sakkal Majalla" w:cs="Sakkal Majalla" w:hint="cs"/>
-          <w:color w:val="FF0000"/>
-          <w:sz w:val="28"/>
-          <w:szCs w:val="28"/>
-          <w:rtl/>
-          <w:lang w:val="en-US"/>
-        </w:rPr>
-        <w:t>"</w:t>
-      </w:r>
-      <w:r>
-        <w:rPr>
-          <w:rFonts w:ascii="Sakkal Majalla" w:hAnsi="Sakkal Majalla" w:cs="Sakkal Majalla"/>
-          <w:color w:val="FF0000"/>
-          <w:sz w:val="28"/>
-          <w:szCs w:val="28"/>
-          <w:rtl/>
-          <w:lang w:val="en-US"/>
-        </w:rPr>
-        <w:t xml:space="preserve"> اخْتَبِرْنِي يَا اَللهُ وَاعْرِفْ قَلْبِي. امْتَحِنِّي وَاعْرِفْ أَفْكَارِي</w:t>
-      </w:r>
-      <w:r>
-        <w:rPr>
-          <w:rFonts w:ascii="Sakkal Majalla" w:hAnsi="Sakkal Majalla" w:cs="Sakkal Majalla"/>
-          <w:color w:val="FF0000"/>
-          <w:sz w:val="28"/>
-          <w:szCs w:val="28"/>
-          <w:lang w:val="en-US"/>
-        </w:rPr>
-        <w:t xml:space="preserve">. </w:t>
-      </w:r>
-      <w:r>
-        <w:rPr>
-          <w:rFonts w:ascii="Sakkal Majalla" w:hAnsi="Sakkal Majalla" w:cs="Sakkal Majalla"/>
-          <w:color w:val="FF0000"/>
-          <w:sz w:val="28"/>
-          <w:szCs w:val="28"/>
-          <w:rtl/>
-          <w:lang w:val="en-US"/>
-        </w:rPr>
-        <w:t>وَانْظُرْ إِنْ كَانَ فِيَّ طَرِيقٌ بَاطِلٌ، وَاهْدِنِي طَرِيقًا أَبَدِيًّا.</w:t>
-      </w:r>
-      <w:r>
-        <w:rPr>
-          <w:rFonts w:ascii="Sakkal Majalla" w:hAnsi="Sakkal Majalla" w:cs="Sakkal Majalla" w:hint="cs"/>
-          <w:color w:val="FF0000"/>
-          <w:sz w:val="28"/>
-          <w:szCs w:val="28"/>
-          <w:rtl/>
-          <w:lang w:val="en-US"/>
-        </w:rPr>
-        <w:t>"</w:t>
+          <w:rFonts w:hint="cs"/>
+          <w:sz w:val="54"/>
+          <w:szCs w:val="54"/>
+          <w:rtl/>
+          <w:lang w:val="en-US" w:bidi="ar-EG"/>
+        </w:rPr>
+        <w:t xml:space="preserve">حيث </w:t>
+      </w:r>
+      <w:r>
+        <w:rPr>
+          <w:rFonts w:hint="cs"/>
+          <w:sz w:val="54"/>
+          <w:szCs w:val="54"/>
+          <w:rtl/>
+          <w:lang w:val="en-US" w:bidi="ar-EG"/>
+        </w:rPr>
+        <w:t>إنني</w:t>
+      </w:r>
+      <w:r>
+        <w:rPr>
+          <w:rFonts w:hint="cs"/>
+          <w:sz w:val="54"/>
+          <w:szCs w:val="54"/>
+          <w:rtl/>
+          <w:lang w:val="en-US" w:bidi="ar-EG"/>
+        </w:rPr>
+        <w:t xml:space="preserve"> لا أتكلم</w:t>
+      </w:r>
+      <w:r>
+        <w:rPr>
+          <w:rFonts w:hint="cs"/>
+          <w:sz w:val="54"/>
+          <w:szCs w:val="54"/>
+          <w:rtl/>
+          <w:lang w:val="en-US" w:bidi="ar-EG"/>
+        </w:rPr>
+        <w:t xml:space="preserve"> هنا</w:t>
+      </w:r>
+      <w:r>
+        <w:rPr>
+          <w:rFonts w:hint="cs"/>
+          <w:sz w:val="54"/>
+          <w:szCs w:val="54"/>
+          <w:rtl/>
+          <w:lang w:val="en-US" w:bidi="ar-EG"/>
+        </w:rPr>
+        <w:t xml:space="preserve"> عن البرّ في المسيح. وماذا عن الديانة التي يفتخر بها </w:t>
+      </w:r>
+      <w:r>
+        <w:rPr>
+          <w:rFonts w:hint="cs"/>
+          <w:sz w:val="54"/>
+          <w:szCs w:val="54"/>
+          <w:rtl/>
+          <w:lang w:val="en-US" w:bidi="ar-EG"/>
+        </w:rPr>
+        <w:lastRenderedPageBreak/>
+        <w:t xml:space="preserve">الإنسان؟ </w:t>
+      </w:r>
+      <w:r>
+        <w:rPr>
+          <w:rFonts w:hint="cs"/>
+          <w:sz w:val="54"/>
+          <w:szCs w:val="54"/>
+          <w:rtl/>
+          <w:lang w:val="en-US" w:bidi="ar-EG"/>
+        </w:rPr>
+        <w:t xml:space="preserve">إنها لا بد وأن يكون لها طابع ناموسي، لأنها ينبغي أن تقدم شيئًا لأجله </w:t>
+      </w:r>
+      <w:r>
+        <w:rPr>
+          <w:sz w:val="54"/>
+          <w:szCs w:val="54"/>
+          <w:rtl/>
+          <w:lang w:val="en-US" w:bidi="ar-EG"/>
+        </w:rPr>
+        <w:t>–</w:t>
+      </w:r>
+      <w:r>
+        <w:rPr>
+          <w:rFonts w:hint="cs"/>
+          <w:sz w:val="54"/>
+          <w:szCs w:val="54"/>
+          <w:rtl/>
+          <w:lang w:val="en-US" w:bidi="ar-EG"/>
+        </w:rPr>
+        <w:t xml:space="preserve"> توبة قاسية أو أي شيء مهما يكون ومهما كانت تكلفته-، فقط ليتمجد الأنا الذي فينا. "</w:t>
+      </w:r>
+      <w:r>
+        <w:rPr>
+          <w:sz w:val="54"/>
+          <w:szCs w:val="54"/>
+          <w:rtl/>
+        </w:rPr>
+        <w:t xml:space="preserve"> </w:t>
+      </w:r>
+      <w:r>
+        <w:rPr>
+          <w:sz w:val="54"/>
+          <w:szCs w:val="54"/>
+          <w:rtl/>
+          <w:lang w:val="en-US" w:bidi="ar-EG"/>
+        </w:rPr>
+        <w:t>جَمِيعُ الَّذِينَ يُرِيدُونَ أَنْ يَعْمَلُوا مَنْظَرًا حَسَنًا فِي الْجَسَدِ، هؤُلاَءِ يُلْزِمُونَكُمْ أَنْ تَخْتَتِنُوا</w:t>
+      </w:r>
+      <w:r>
+        <w:rPr>
+          <w:rFonts w:hint="cs"/>
+          <w:sz w:val="54"/>
+          <w:szCs w:val="54"/>
+          <w:rtl/>
+          <w:lang w:val="en-US" w:bidi="ar-EG"/>
+        </w:rPr>
+        <w:t>" (غلاطية 6: 12). "</w:t>
+      </w:r>
+      <w:r>
+        <w:rPr>
+          <w:sz w:val="54"/>
+          <w:szCs w:val="54"/>
+          <w:rtl/>
+        </w:rPr>
+        <w:t xml:space="preserve"> </w:t>
+      </w:r>
+      <w:r>
+        <w:rPr>
+          <w:sz w:val="54"/>
+          <w:szCs w:val="54"/>
+          <w:rtl/>
+          <w:lang w:val="en-US" w:bidi="ar-EG"/>
+        </w:rPr>
+        <w:t>بَلْ يُرِيدُونَ أَنْ تَخْتَتِنُوا أَنْتُمْ لِكَيْ يَفْتَخِرُوا فِي جَسَدِكُمْ.</w:t>
+      </w:r>
+      <w:r>
+        <w:rPr>
+          <w:rFonts w:hint="cs"/>
+          <w:sz w:val="54"/>
+          <w:szCs w:val="54"/>
+          <w:rtl/>
+          <w:lang w:val="en-US" w:bidi="ar-EG"/>
+        </w:rPr>
+        <w:t xml:space="preserve">" (غلاطية 6: 13). </w:t>
+      </w:r>
+      <w:r>
+        <w:rPr>
+          <w:rFonts w:hint="cs"/>
+          <w:sz w:val="54"/>
+          <w:szCs w:val="54"/>
+          <w:rtl/>
+          <w:lang w:val="en-US" w:bidi="ar-EG"/>
+        </w:rPr>
+        <w:t xml:space="preserve">الإنسان </w:t>
+      </w:r>
+      <w:r>
+        <w:rPr>
+          <w:rFonts w:hint="cs"/>
+          <w:sz w:val="54"/>
+          <w:szCs w:val="54"/>
+          <w:rtl/>
+          <w:lang w:val="en-US" w:bidi="ar-EG"/>
+        </w:rPr>
+        <w:t>من الممكن</w:t>
+      </w:r>
+      <w:r>
+        <w:rPr>
+          <w:rFonts w:hint="cs"/>
+          <w:sz w:val="54"/>
+          <w:szCs w:val="54"/>
+          <w:rtl/>
+          <w:lang w:val="en-US" w:bidi="ar-EG"/>
+        </w:rPr>
+        <w:t xml:space="preserve"> أن يحمّل نفسه أحمالاً ثقيلة، لماذا؟ لأن الأنا الذي فيه يود أن يعمل شيئًا. عندما يفتخر الإنسان بالأنا الذي فيه، من الممكن أن يكون للحق وجود بقدر ما، لكنه دائمًا ما يكون طابعه </w:t>
+      </w:r>
+      <w:proofErr w:type="spellStart"/>
+      <w:r>
+        <w:rPr>
+          <w:rFonts w:hint="cs"/>
+          <w:sz w:val="54"/>
+          <w:szCs w:val="54"/>
+          <w:rtl/>
+          <w:lang w:val="en-US" w:bidi="ar-EG"/>
+        </w:rPr>
+        <w:t>ناموسيًا</w:t>
+      </w:r>
+      <w:proofErr w:type="spellEnd"/>
+      <w:r>
+        <w:rPr>
+          <w:rFonts w:hint="cs"/>
+          <w:sz w:val="54"/>
+          <w:szCs w:val="54"/>
+          <w:rtl/>
+          <w:lang w:val="en-US" w:bidi="ar-EG"/>
+        </w:rPr>
+        <w:t>، لأنه ينبغي أن يقدّم شيئًا حيث يستطيع الإنسان أن يفعله لله. الافتخار في الجسد لا يعني أن نفتخر بالخطية، وإنما كما هو في فيلبي 3، هو افتخار ديني، افتخار بما هو خارج عن المسيح.</w:t>
       </w:r>
     </w:p>
     <w:p>
@@ -538,41 +771,300 @@
         <w:bidi/>
         <w:jc w:val="both"/>
         <w:rPr>
-          <w:rFonts w:ascii="Sakkal Majalla" w:hAnsi="Sakkal Majalla" w:cs="Sakkal Majalla"/>
-          <w:sz w:val="28"/>
-          <w:szCs w:val="28"/>
-          <w:rtl/>
-          <w:lang w:val="en-US"/>
+          <w:sz w:val="54"/>
+          <w:szCs w:val="54"/>
+          <w:rtl/>
+          <w:lang w:val="en-US" w:bidi="ar-EG"/>
         </w:rPr>
       </w:pPr>
+      <w:r>
+        <w:rPr>
+          <w:noProof/>
+          <w:sz w:val="54"/>
+          <w:szCs w:val="54"/>
+        </w:rPr>
+        <w:drawing>
+          <wp:anchor distT="0" distB="0" distL="114300" distR="114300" simplePos="0" relativeHeight="251658240" behindDoc="0" locked="0" layoutInCell="1" allowOverlap="1" wp14:anchorId="42E5C4FA" wp14:editId="5A116C22">
+            <wp:simplePos x="0" y="0"/>
+            <wp:positionH relativeFrom="column">
+              <wp:posOffset>-160655</wp:posOffset>
+            </wp:positionH>
+            <wp:positionV relativeFrom="paragraph">
+              <wp:posOffset>58420</wp:posOffset>
+            </wp:positionV>
+            <wp:extent cx="3484880" cy="1960245"/>
+            <wp:effectExtent l="0" t="0" r="1270" b="1905"/>
+            <wp:wrapThrough wrapText="bothSides">
+              <wp:wrapPolygon edited="0">
+                <wp:start x="0" y="0"/>
+                <wp:lineTo x="0" y="21411"/>
+                <wp:lineTo x="21490" y="21411"/>
+                <wp:lineTo x="21490" y="0"/>
+                <wp:lineTo x="0" y="0"/>
+              </wp:wrapPolygon>
+            </wp:wrapThrough>
+            <wp:docPr id="1" name="Picture 1" descr="Was das Kreuz für uns bedeutet"/>
+            <wp:cNvGraphicFramePr>
+              <a:graphicFrameLocks xmlns:a="http://schemas.openxmlformats.org/drawingml/2006/main" noChangeAspect="1"/>
+            </wp:cNvGraphicFramePr>
+            <a:graphic xmlns:a="http://schemas.openxmlformats.org/drawingml/2006/main">
+              <a:graphicData uri="http://schemas.openxmlformats.org/drawingml/2006/picture">
+                <pic:pic xmlns:pic="http://schemas.openxmlformats.org/drawingml/2006/picture">
+                  <pic:nvPicPr>
+                    <pic:cNvPr id="0" name="Picture 1" descr="Was das Kreuz für uns bedeutet"/>
+                    <pic:cNvPicPr>
+                      <a:picLocks noChangeAspect="1" noChangeArrowheads="1"/>
+                    </pic:cNvPicPr>
+                  </pic:nvPicPr>
+                  <pic:blipFill>
+                    <a:blip r:embed="rId4">
+                      <a:alphaModFix amt="70000"/>
+                      <a:extLst>
+                        <a:ext uri="{28A0092B-C50C-407E-A947-70E740481C1C}">
+                          <a14:useLocalDpi xmlns:a14="http://schemas.microsoft.com/office/drawing/2010/main" val="0"/>
+                        </a:ext>
+                      </a:extLst>
+                    </a:blip>
+                    <a:srcRect/>
+                    <a:stretch>
+                      <a:fillRect/>
+                    </a:stretch>
+                  </pic:blipFill>
+                  <pic:spPr bwMode="auto">
+                    <a:xfrm>
+                      <a:off x="0" y="0"/>
+                      <a:ext cx="3484880" cy="1960245"/>
+                    </a:xfrm>
+                    <a:prstGeom prst="rect">
+                      <a:avLst/>
+                    </a:prstGeom>
+                    <a:noFill/>
+                    <a:ln>
+                      <a:noFill/>
+                    </a:ln>
+                  </pic:spPr>
+                </pic:pic>
+              </a:graphicData>
+            </a:graphic>
+            <wp14:sizeRelH relativeFrom="page">
+              <wp14:pctWidth>0</wp14:pctWidth>
+            </wp14:sizeRelH>
+            <wp14:sizeRelV relativeFrom="page">
+              <wp14:pctHeight>0</wp14:pctHeight>
+            </wp14:sizeRelV>
+          </wp:anchor>
+        </w:drawing>
+      </w:r>
+      <w:r>
+        <w:rPr>
+          <w:rFonts w:hint="cs"/>
+          <w:sz w:val="54"/>
+          <w:szCs w:val="54"/>
+          <w:rtl/>
+          <w:lang w:val="en-US" w:bidi="ar-EG"/>
+        </w:rPr>
+        <w:t xml:space="preserve">لكن عند الصليب لا يوجد للإنسان ما يقوله. إنه ليس صليبي، وإنما "صليب ربنا يسوع المسيح"، والخطية كانت الشيء الوحيد الذي تشاركت به في صليب المسيح. فشأن خطيتي مرتبط بصليبه، لأنها هي التي أتت به إلى هناك. إن هذا يضع الإنسان جانبًا كليًا. ولتتميم الحدث الذي </w:t>
+      </w:r>
+      <w:r>
+        <w:rPr>
+          <w:rFonts w:hint="cs"/>
+          <w:sz w:val="54"/>
+          <w:szCs w:val="54"/>
+          <w:rtl/>
+          <w:lang w:val="en-US" w:bidi="ar-EG"/>
+        </w:rPr>
+        <w:lastRenderedPageBreak/>
+        <w:t>يخلّص الإنسان والذي يُسِر الله، لم يكن باستطاعة الإنسان أن يضع حتى طرف اصبعه فيه.</w:t>
+      </w:r>
     </w:p>
     <w:p>
       <w:pPr>
         <w:bidi/>
-        <w:jc w:val="center"/>
-        <w:rPr>
-          <w:rFonts w:ascii="Sakkal Majalla" w:hAnsi="Sakkal Majalla" w:cs="Sakkal Majalla" w:hint="cs"/>
-          <w:sz w:val="28"/>
-          <w:szCs w:val="28"/>
-          <w:lang w:val="en-US"/>
+        <w:jc w:val="both"/>
+        <w:rPr>
+          <w:sz w:val="54"/>
+          <w:szCs w:val="54"/>
+          <w:rtl/>
+          <w:lang w:val="en-US" w:bidi="ar-EG"/>
         </w:rPr>
       </w:pPr>
       <w:r>
         <w:rPr>
-          <w:rFonts w:ascii="Sakkal Majalla" w:hAnsi="Sakkal Majalla" w:cs="Sakkal Majalla" w:hint="cs"/>
-          <w:sz w:val="28"/>
-          <w:szCs w:val="28"/>
-          <w:rtl/>
-          <w:lang w:val="en-US"/>
-        </w:rPr>
-        <w:t>-تم-</w:t>
+          <w:rFonts w:hint="cs"/>
+          <w:sz w:val="54"/>
+          <w:szCs w:val="54"/>
+          <w:rtl/>
+          <w:lang w:val="en-US" w:bidi="ar-EG"/>
+        </w:rPr>
+        <w:t>"</w:t>
+      </w:r>
+      <w:r>
+        <w:rPr>
+          <w:sz w:val="54"/>
+          <w:szCs w:val="54"/>
+          <w:rtl/>
+        </w:rPr>
+        <w:t xml:space="preserve"> </w:t>
+      </w:r>
+      <w:r>
+        <w:rPr>
+          <w:sz w:val="54"/>
+          <w:szCs w:val="54"/>
+          <w:rtl/>
+          <w:lang w:val="en-US" w:bidi="ar-EG"/>
+        </w:rPr>
+        <w:t>لأَنَّ جَهَالَةَ اللهِ أَحْكَمُ مِنَ النَّاسِ! وَضَعْفَ اللهِ أَقْوَى مِنَ النَّاسِ!</w:t>
+      </w:r>
+      <w:r>
+        <w:rPr>
+          <w:rFonts w:hint="cs"/>
+          <w:sz w:val="54"/>
+          <w:szCs w:val="54"/>
+          <w:rtl/>
+          <w:lang w:val="en-US" w:bidi="ar-EG"/>
+        </w:rPr>
+        <w:t xml:space="preserve">" (1. كورنثوس 1: 25). إن خطيتي كانت قسمتي الوحيدة في الصليب. ومن ثم الفكرة الأخرى: من دون الصليب نحن هالكون </w:t>
+      </w:r>
+      <w:r>
+        <w:rPr>
+          <w:rFonts w:hint="cs"/>
+          <w:sz w:val="54"/>
+          <w:szCs w:val="54"/>
+          <w:rtl/>
+          <w:lang w:val="en-US" w:bidi="ar-EG"/>
+        </w:rPr>
+        <w:t>من دون نجاة</w:t>
+      </w:r>
+      <w:r>
+        <w:rPr>
+          <w:rFonts w:hint="cs"/>
+          <w:sz w:val="54"/>
+          <w:szCs w:val="54"/>
+          <w:rtl/>
+          <w:lang w:val="en-US" w:bidi="ar-EG"/>
+        </w:rPr>
+        <w:t xml:space="preserve">. المحبة الإلهية تعاملني كخاطئ هالك كليًا؛ وكلما ازداد اعترافي بهذه المحبة الإلهية الكاملة، كلما ازداد إدراكي برداءتي: مخزي، متدنس وهالك. لقد كنت مسرورًا </w:t>
+      </w:r>
+      <w:proofErr w:type="spellStart"/>
+      <w:r>
+        <w:rPr>
+          <w:rFonts w:hint="cs"/>
+          <w:sz w:val="54"/>
+          <w:szCs w:val="54"/>
+          <w:rtl/>
+          <w:lang w:val="en-US" w:bidi="ar-EG"/>
+        </w:rPr>
+        <w:t>بتنجّسي</w:t>
+      </w:r>
+      <w:proofErr w:type="spellEnd"/>
+      <w:r>
+        <w:rPr>
+          <w:rFonts w:hint="cs"/>
+          <w:sz w:val="54"/>
+          <w:szCs w:val="54"/>
+          <w:rtl/>
+          <w:lang w:val="en-US" w:bidi="ar-EG"/>
+        </w:rPr>
+        <w:t>؛ فأنا عبد بائس</w:t>
+      </w:r>
+      <w:r>
+        <w:rPr>
+          <w:rFonts w:hint="cs"/>
+          <w:sz w:val="54"/>
+          <w:szCs w:val="54"/>
+          <w:rtl/>
+          <w:lang w:val="en-US" w:bidi="ar-EG"/>
+        </w:rPr>
+        <w:t xml:space="preserve"> سمحت لنفسي أنحط وأتلطخ بالخطية مرارًا وتكرارًا.</w:t>
+      </w:r>
+    </w:p>
+    <w:p>
+      <w:pPr>
+        <w:bidi/>
+        <w:jc w:val="both"/>
+        <w:rPr>
+          <w:sz w:val="54"/>
+          <w:szCs w:val="54"/>
+          <w:rtl/>
+          <w:lang w:val="en-US" w:bidi="ar-EG"/>
+        </w:rPr>
+      </w:pPr>
+      <w:r>
+        <w:rPr>
+          <w:rFonts w:hint="cs"/>
+          <w:sz w:val="54"/>
+          <w:szCs w:val="54"/>
+          <w:rtl/>
+          <w:lang w:val="en-US" w:bidi="ar-EG"/>
+        </w:rPr>
+        <w:t xml:space="preserve">عندما أدرك ما هو الصليب، فإنه سيبيد مدحي لنفسي ويُدخل الحق في داخلي، لأنه لا يريني فقط مدى رداءتي، وإنما يدفعني بأن أسرّ في الاعتراف بخطيتي بدلاً من أعتذر لأجلها. لقد أُنهضت لأقول: "إني مذنب وأثيم في أني أحببت كل هذا." المحبة </w:t>
+      </w:r>
+      <w:r>
+        <w:rPr>
+          <w:rFonts w:hint="cs"/>
+          <w:sz w:val="54"/>
+          <w:szCs w:val="54"/>
+          <w:rtl/>
+          <w:lang w:val="en-US" w:bidi="ar-EG"/>
+        </w:rPr>
+        <w:t>تفرّج عن</w:t>
+      </w:r>
+      <w:r>
+        <w:rPr>
+          <w:rFonts w:hint="cs"/>
+          <w:sz w:val="54"/>
+          <w:szCs w:val="54"/>
+          <w:rtl/>
+          <w:lang w:val="en-US" w:bidi="ar-EG"/>
+        </w:rPr>
+        <w:t xml:space="preserve"> قلبي وتؤهلني بأن أذهب إليه وأقول له، كم أنا رديء. </w:t>
+      </w:r>
+      <w:r>
+        <w:rPr>
+          <w:rFonts w:hint="cs"/>
+          <w:sz w:val="54"/>
+          <w:szCs w:val="54"/>
+          <w:rtl/>
+          <w:lang w:val="en-US" w:bidi="ar-EG"/>
+        </w:rPr>
+        <w:t>فأُسَرّ</w:t>
+      </w:r>
+      <w:r>
+        <w:rPr>
+          <w:rFonts w:hint="cs"/>
+          <w:sz w:val="54"/>
+          <w:szCs w:val="54"/>
+          <w:rtl/>
+          <w:lang w:val="en-US" w:bidi="ar-EG"/>
+        </w:rPr>
+        <w:t xml:space="preserve"> بأن </w:t>
+      </w:r>
+      <w:r>
+        <w:rPr>
+          <w:rFonts w:hint="cs"/>
+          <w:sz w:val="54"/>
+          <w:szCs w:val="54"/>
+          <w:rtl/>
+          <w:lang w:val="en-US" w:bidi="ar-EG"/>
+        </w:rPr>
+        <w:t>أصرّح</w:t>
+      </w:r>
+      <w:r>
+        <w:rPr>
+          <w:rFonts w:hint="cs"/>
+          <w:sz w:val="54"/>
+          <w:szCs w:val="54"/>
+          <w:rtl/>
+          <w:lang w:val="en-US" w:bidi="ar-EG"/>
+        </w:rPr>
+        <w:t xml:space="preserve"> بكل ما فعله، وبكل ما أنا أدين له به، وهذا شكر وامتنان. قلبي يسكب برداءته خارجًا: فلا يوجد هنا أي جسد، ولا مسرة بالخطية، بالطبع لا، وإنما فرح بوسيلة الشفاء.</w:t>
       </w:r>
     </w:p>
     <w:sectPr>
       <w:pgSz w:w="11906" w:h="16838"/>
-      <w:pgMar w:top="1440" w:right="1440" w:bottom="1440" w:left="1440" w:header="708" w:footer="708" w:gutter="0"/>
+      <w:pgMar w:top="720" w:right="720" w:bottom="720" w:left="720" w:header="708" w:footer="708" w:gutter="0"/>
       <w:cols w:space="708"/>
-      <w:docGrid w:linePitch="360"/>
+      <w:docGrid w:linePitch="381"/>
     </w:sectPr>
   </w:body>
 </w:document>
@@ -583,9 +1075,9 @@
   <w:docDefaults>
     <w:rPrDefault>
       <w:rPr>
-        <w:rFonts w:asciiTheme="minorHAnsi" w:eastAsiaTheme="minorHAnsi" w:hAnsiTheme="minorHAnsi" w:cstheme="minorBidi"/>
-        <w:sz w:val="22"/>
-        <w:szCs w:val="22"/>
+        <w:rFonts w:ascii="Sakkal Majalla" w:eastAsiaTheme="minorHAnsi" w:hAnsi="Sakkal Majalla" w:cs="Sakkal Majalla"/>
+        <w:sz w:val="28"/>
+        <w:szCs w:val="28"/>
         <w:lang w:val="en-IL" w:eastAsia="en-US" w:bidi="ar-SA"/>
       </w:rPr>
     </w:rPrDefault>
@@ -976,9 +1468,6 @@
   <w:style w:type="paragraph" w:default="1" w:styleId="Normal">
     <w:name w:val="Normal"/>
     <w:qFormat/>
-    <w:rPr>
-      <w:lang w:bidi="ar-EG"/>
-    </w:rPr>
   </w:style>
   <w:style w:type="character" w:default="1" w:styleId="DefaultParagraphFont">
     <w:name w:val="Default Paragraph Font"/>
@@ -1012,7 +1501,7 @@
     <w:basedOn w:val="DefaultParagraphFont"/>
     <w:uiPriority w:val="99"/>
     <w:unhideWhenUsed/>
-    <w:rsid w:val="0043091A"/>
+    <w:rsid w:val="003D0D81"/>
     <w:rPr>
       <w:color w:val="0563C1" w:themeColor="hyperlink"/>
       <w:u w:val="single"/>
@@ -1024,10 +1513,22 @@
     <w:uiPriority w:val="99"/>
     <w:semiHidden/>
     <w:unhideWhenUsed/>
-    <w:rsid w:val="0043091A"/>
+    <w:rsid w:val="003D0D81"/>
     <w:rPr>
       <w:color w:val="605E5C"/>
       <w:shd w:val="clear" w:color="auto" w:fill="E1DFDD"/>
+    </w:rPr>
+  </w:style>
+  <w:style w:type="character" w:styleId="FollowedHyperlink">
+    <w:name w:val="FollowedHyperlink"/>
+    <w:basedOn w:val="DefaultParagraphFont"/>
+    <w:uiPriority w:val="99"/>
+    <w:semiHidden/>
+    <w:unhideWhenUsed/>
+    <w:rsid w:val="00A80F26"/>
+    <w:rPr>
+      <w:color w:val="954F72" w:themeColor="followedHyperlink"/>
+      <w:u w:val="single"/>
     </w:rPr>
   </w:style>
 </w:styles>

--- a/docs/downloads/منوعات/تم/doc_0698.docx
+++ b/docs/downloads/منوعات/تم/doc_0698.docx
@@ -1,71 +1,160 @@
 
 <file path=word/document.xml><?xml version="1.0" encoding="utf-8"?>
-<w:document xmlns:wpc="http://schemas.microsoft.com/office/word/2010/wordprocessingCanvas" xmlns:cx="http://schemas.microsoft.com/office/drawing/2014/chartex" xmlns:cx1="http://schemas.microsoft.com/office/drawing/2015/9/8/chartex" xmlns:cx2="http://schemas.microsoft.com/office/drawing/2015/10/21/chartex" xmlns:cx3="http://schemas.microsoft.com/office/drawing/2016/5/9/chartex" xmlns:cx4="http://schemas.microsoft.com/office/drawing/2016/5/10/chartex" xmlns:cx5="http://schemas.microsoft.com/office/drawing/2016/5/11/chartex" xmlns:cx6="http://schemas.microsoft.com/office/drawing/2016/5/12/chartex" xmlns:cx7="http://schemas.microsoft.com/office/drawing/2016/5/13/chartex" xmlns:cx8="http://schemas.microsoft.com/office/drawing/2016/5/14/chartex" xmlns:mc="http://schemas.openxmlformats.org/markup-compatibility/2006" xmlns:aink="http://schemas.microsoft.com/office/drawing/2016/ink" xmlns:am3d="http://schemas.microsoft.com/office/drawing/2017/model3d" xmlns:o="urn:schemas-microsoft-com:office:office" xmlns:r="http://schemas.openxmlformats.org/officeDocument/2006/relationships" xmlns:m="http://schemas.openxmlformats.org/officeDocument/2006/math" xmlns:v="urn:schemas-microsoft-com:vml" xmlns:wp14="http://schemas.microsoft.com/office/word/2010/wordprocessingDrawing" xmlns:wp="http://schemas.openxmlformats.org/drawingml/2006/wordprocessingDrawing" xmlns:w10="urn:schemas-microsoft-com:office:word" xmlns:w="http://schemas.openxmlformats.org/wordprocessingml/2006/main" xmlns:w14="http://schemas.microsoft.com/office/word/2010/wordml" xmlns:w15="http://schemas.microsoft.com/office/word/2012/wordml" xmlns:w16cex="http://schemas.microsoft.com/office/word/2018/wordml/cex" xmlns:w16cid="http://schemas.microsoft.com/office/word/2016/wordml/cid" xmlns:w16="http://schemas.microsoft.com/office/word/2018/wordml" xmlns:w16se="http://schemas.microsoft.com/office/word/2015/wordml/symex" xmlns:wpg="http://schemas.microsoft.com/office/word/2010/wordprocessingGroup" xmlns:wpi="http://schemas.microsoft.com/office/word/2010/wordprocessingInk" xmlns:wne="http://schemas.microsoft.com/office/word/2006/wordml" xmlns:wps="http://schemas.microsoft.com/office/word/2010/wordprocessingShape" mc:Ignorable="w14 w15 w16se w16cid w16 w16cex wp14">
+<w:document xmlns:wpc="http://schemas.microsoft.com/office/word/2010/wordprocessingCanvas" xmlns:cx="http://schemas.microsoft.com/office/drawing/2014/chartex" xmlns:cx1="http://schemas.microsoft.com/office/drawing/2015/9/8/chartex" xmlns:cx2="http://schemas.microsoft.com/office/drawing/2015/10/21/chartex" xmlns:cx3="http://schemas.microsoft.com/office/drawing/2016/5/9/chartex" xmlns:cx4="http://schemas.microsoft.com/office/drawing/2016/5/10/chartex" xmlns:cx5="http://schemas.microsoft.com/office/drawing/2016/5/11/chartex" xmlns:cx6="http://schemas.microsoft.com/office/drawing/2016/5/12/chartex" xmlns:cx7="http://schemas.microsoft.com/office/drawing/2016/5/13/chartex" xmlns:cx8="http://schemas.microsoft.com/office/drawing/2016/5/14/chartex" xmlns:mc="http://schemas.openxmlformats.org/markup-compatibility/2006" xmlns:aink="http://schemas.microsoft.com/office/drawing/2016/ink" xmlns:am3d="http://schemas.microsoft.com/office/drawing/2017/model3d" xmlns:o="urn:schemas-microsoft-com:office:office" xmlns:r="http://schemas.openxmlformats.org/officeDocument/2006/relationships" xmlns:m="http://schemas.openxmlformats.org/officeDocument/2006/math" xmlns:v="urn:schemas-microsoft-com:vml" xmlns:wp14="http://schemas.microsoft.com/office/word/2010/wordprocessingDrawing" xmlns:wp="http://schemas.openxmlformats.org/drawingml/2006/wordprocessingDrawing" xmlns:w10="urn:schemas-microsoft-com:office:word" xmlns:w="http://schemas.openxmlformats.org/wordprocessingml/2006/main" xmlns:w14="http://schemas.microsoft.com/office/word/2010/wordml" xmlns:w15="http://schemas.microsoft.com/office/word/2012/wordml" xmlns:w16cid="http://schemas.microsoft.com/office/word/2016/wordml/cid" xmlns:w16se="http://schemas.microsoft.com/office/word/2015/wordml/symex" xmlns:wpg="http://schemas.microsoft.com/office/word/2010/wordprocessingGroup" xmlns:wpi="http://schemas.microsoft.com/office/word/2010/wordprocessingInk" xmlns:wne="http://schemas.microsoft.com/office/word/2006/wordml" xmlns:wps="http://schemas.microsoft.com/office/word/2010/wordprocessingShape" mc:Ignorable="w14 w15 w16se w16cid wp14">
   <w:body>
     <w:p>
       <w:pPr>
-        <w:bidi/>
-        <w:jc w:val="both"/>
-        <w:rPr>
-          <w:rFonts w:ascii="Sakkal Majalla" w:hAnsi="Sakkal Majalla" w:cs="Sakkal Majalla"/>
-          <w:sz w:val="28"/>
-          <w:szCs w:val="28"/>
-          <w:rtl/>
+        <w:jc w:val="center"/>
+        <w:rPr>
+          <w:rFonts w:ascii="Sakkal Majalla" w:hAnsi="Sakkal Majalla" w:cs="Sakkal Majalla"/>
+          <w:sz w:val="28"/>
+          <w:szCs w:val="28"/>
+          <w:rtl/>
+          <w:lang w:bidi="ar-AE"/>
         </w:rPr>
       </w:pPr>
       <w:r>
         <w:rPr>
-          <w:rFonts w:ascii="Sakkal Majalla" w:hAnsi="Sakkal Majalla" w:cs="Sakkal Majalla" w:hint="cs"/>
-          <w:sz w:val="28"/>
-          <w:szCs w:val="28"/>
-          <w:rtl/>
-        </w:rPr>
-        <w:t xml:space="preserve">أن نصلي </w:t>
-      </w:r>
-      <w:hyperlink r:id="rId4" w:history="1">
-        <w:r>
-          <w:rPr>
-            <w:rStyle w:val="Hyperlink"/>
-            <w:rFonts w:ascii="Sakkal Majalla" w:hAnsi="Sakkal Majalla" w:cs="Sakkal Majalla" w:hint="cs"/>
-            <w:sz w:val="28"/>
-            <w:szCs w:val="28"/>
-            <w:rtl/>
-          </w:rPr>
-          <w:t>صلاة حقيقية</w:t>
-        </w:r>
-      </w:hyperlink>
+          <w:rFonts w:ascii="Sakkal Majalla" w:hAnsi="Sakkal Majalla" w:cs="Sakkal Majalla"/>
+          <w:sz w:val="28"/>
+          <w:szCs w:val="28"/>
+          <w:rtl/>
+          <w:lang w:bidi="ar-AE"/>
+        </w:rPr>
+        <w:fldChar w:fldCharType="begin"/>
+      </w:r>
+      <w:r>
+        <w:rPr>
+          <w:rFonts w:ascii="Sakkal Majalla" w:hAnsi="Sakkal Majalla" w:cs="Sakkal Majalla"/>
+          <w:sz w:val="28"/>
+          <w:szCs w:val="28"/>
+          <w:rtl/>
+          <w:lang w:bidi="ar-AE"/>
+        </w:rPr>
+        <w:instrText xml:space="preserve"> </w:instrText>
+      </w:r>
+      <w:r>
+        <w:rPr>
+          <w:rFonts w:ascii="Sakkal Majalla" w:hAnsi="Sakkal Majalla" w:cs="Sakkal Majalla"/>
+          <w:sz w:val="28"/>
+          <w:szCs w:val="28"/>
+          <w:lang w:bidi="ar-AE"/>
+        </w:rPr>
+        <w:instrText>HYPERLINK</w:instrText>
+      </w:r>
+      <w:r>
+        <w:rPr>
+          <w:rFonts w:ascii="Sakkal Majalla" w:hAnsi="Sakkal Majalla" w:cs="Sakkal Majalla"/>
+          <w:sz w:val="28"/>
+          <w:szCs w:val="28"/>
+          <w:rtl/>
+          <w:lang w:bidi="ar-AE"/>
+        </w:rPr>
+        <w:instrText xml:space="preserve"> "</w:instrText>
+      </w:r>
+      <w:r>
+        <w:rPr>
+          <w:rFonts w:ascii="Sakkal Majalla" w:hAnsi="Sakkal Majalla" w:cs="Sakkal Majalla"/>
+          <w:sz w:val="28"/>
+          <w:szCs w:val="28"/>
+          <w:lang w:bidi="ar-AE"/>
+        </w:rPr>
+        <w:instrText>https://www.bibelstudium.de/articles/5460/dem-herrn-dienen.html</w:instrText>
+      </w:r>
+      <w:r>
+        <w:rPr>
+          <w:rFonts w:ascii="Sakkal Majalla" w:hAnsi="Sakkal Majalla" w:cs="Sakkal Majalla"/>
+          <w:sz w:val="28"/>
+          <w:szCs w:val="28"/>
+          <w:rtl/>
+          <w:lang w:bidi="ar-AE"/>
+        </w:rPr>
+        <w:instrText xml:space="preserve">" </w:instrText>
+      </w:r>
+      <w:r>
+        <w:rPr>
+          <w:rFonts w:ascii="Sakkal Majalla" w:hAnsi="Sakkal Majalla" w:cs="Sakkal Majalla"/>
+          <w:sz w:val="28"/>
+          <w:szCs w:val="28"/>
+          <w:rtl/>
+          <w:lang w:bidi="ar-AE"/>
+        </w:rPr>
+      </w:r>
+      <w:r>
+        <w:rPr>
+          <w:rFonts w:ascii="Sakkal Majalla" w:hAnsi="Sakkal Majalla" w:cs="Sakkal Majalla"/>
+          <w:sz w:val="28"/>
+          <w:szCs w:val="28"/>
+          <w:rtl/>
+          <w:lang w:bidi="ar-AE"/>
+        </w:rPr>
+        <w:fldChar w:fldCharType="separate"/>
+      </w:r>
+      <w:r>
+        <w:rPr>
+          <w:rStyle w:val="Hyperlink"/>
+          <w:rFonts w:ascii="Sakkal Majalla" w:hAnsi="Sakkal Majalla" w:cs="Sakkal Majalla" w:hint="cs"/>
+          <w:sz w:val="28"/>
+          <w:szCs w:val="28"/>
+          <w:rtl/>
+          <w:lang w:bidi="ar-AE"/>
+        </w:rPr>
+        <w:t>أن نخدم ال</w:t>
+      </w:r>
+      <w:bookmarkStart w:id="0" w:name="_GoBack"/>
+      <w:bookmarkEnd w:id="0"/>
+      <w:r>
+        <w:rPr>
+          <w:rStyle w:val="Hyperlink"/>
+          <w:rFonts w:ascii="Sakkal Majalla" w:hAnsi="Sakkal Majalla" w:cs="Sakkal Majalla" w:hint="cs"/>
+          <w:sz w:val="28"/>
+          <w:szCs w:val="28"/>
+          <w:rtl/>
+          <w:lang w:bidi="ar-AE"/>
+        </w:rPr>
+        <w:t>رب</w:t>
+      </w:r>
+      <w:r>
+        <w:rPr>
+          <w:rFonts w:ascii="Sakkal Majalla" w:hAnsi="Sakkal Majalla" w:cs="Sakkal Majalla"/>
+          <w:sz w:val="28"/>
+          <w:szCs w:val="28"/>
+          <w:rtl/>
+          <w:lang w:bidi="ar-AE"/>
+        </w:rPr>
+        <w:fldChar w:fldCharType="end"/>
+      </w:r>
     </w:p>
     <w:p>
       <w:pPr>
-        <w:bidi/>
         <w:jc w:val="both"/>
         <w:rPr>
           <w:rFonts w:ascii="Sakkal Majalla" w:hAnsi="Sakkal Majalla" w:cs="Sakkal Majalla"/>
           <w:sz w:val="28"/>
           <w:szCs w:val="28"/>
           <w:rtl/>
+          <w:lang w:bidi="ar-AE"/>
         </w:rPr>
       </w:pPr>
       <w:r>
         <w:rPr>
-          <w:rFonts w:ascii="Sakkal Majalla" w:hAnsi="Sakkal Majalla" w:cs="Sakkal Majalla" w:hint="cs"/>
-          <w:sz w:val="28"/>
-          <w:szCs w:val="28"/>
-          <w:rtl/>
-        </w:rPr>
-        <w:t>إرميا 29: 12، 13</w:t>
+          <w:rFonts w:ascii="Sakkal Majalla" w:hAnsi="Sakkal Majalla" w:cs="Sakkal Majalla"/>
+          <w:sz w:val="28"/>
+          <w:szCs w:val="28"/>
+          <w:lang w:bidi="ar-AE"/>
+        </w:rPr>
+        <w:t>A. Blok</w:t>
       </w:r>
     </w:p>
     <w:p>
       <w:pPr>
-        <w:bidi/>
         <w:jc w:val="both"/>
         <w:rPr>
           <w:rFonts w:ascii="Sakkal Majalla" w:hAnsi="Sakkal Majalla" w:cs="Sakkal Majalla"/>
-          <w:color w:val="FF0000"/>
-          <w:sz w:val="28"/>
-          <w:szCs w:val="28"/>
-          <w:rtl/>
+          <w:sz w:val="28"/>
+          <w:szCs w:val="28"/>
+          <w:rtl/>
+          <w:lang w:bidi="ar-AE"/>
         </w:rPr>
       </w:pPr>
       <w:r>
@@ -75,6 +164,7 @@
           <w:sz w:val="28"/>
           <w:szCs w:val="28"/>
           <w:rtl/>
+          <w:lang w:bidi="ar-AE"/>
         </w:rPr>
         <w:t>"</w:t>
       </w:r>
@@ -85,30 +175,531 @@
           <w:sz w:val="28"/>
           <w:szCs w:val="28"/>
           <w:rtl/>
-        </w:rPr>
-        <w:t>12 فَتَدْعُونَنِي وَتَذْهَبُونَ وَتُصَلُّونَ إِلَيَّ فَأَسْمَعُ لَكُمْ.  13 وَتَطْلُبُونَنِي فَتَجِدُونَنِي إِذْ تَطْلُبُونَنِي بِكُلِّ قَلْبِكُمْ.</w:t>
-      </w:r>
-      <w:r>
-        <w:rPr>
-          <w:rFonts w:ascii="Sakkal Majalla" w:hAnsi="Sakkal Majalla" w:cs="Sakkal Majalla" w:hint="cs"/>
-          <w:color w:val="FF0000"/>
-          <w:sz w:val="28"/>
-          <w:szCs w:val="28"/>
-          <w:rtl/>
-        </w:rPr>
-        <w:t>"</w:t>
+          <w:lang w:bidi="ar-AE"/>
+        </w:rPr>
+        <w:t xml:space="preserve"> </w:t>
+      </w:r>
+      <w:r>
+        <w:rPr>
+          <w:rFonts w:ascii="Sakkal Majalla" w:hAnsi="Sakkal Majalla" w:cs="Sakkal Majalla" w:hint="cs"/>
+          <w:color w:val="FF0000"/>
+          <w:sz w:val="28"/>
+          <w:szCs w:val="28"/>
+          <w:rtl/>
+          <w:lang w:bidi="ar-AE"/>
+        </w:rPr>
+        <w:t>فَسَأَلَهُمْ</w:t>
+      </w:r>
+      <w:r>
+        <w:rPr>
+          <w:rFonts w:ascii="Sakkal Majalla" w:hAnsi="Sakkal Majalla" w:cs="Sakkal Majalla"/>
+          <w:color w:val="FF0000"/>
+          <w:sz w:val="28"/>
+          <w:szCs w:val="28"/>
+          <w:rtl/>
+          <w:lang w:bidi="ar-AE"/>
+        </w:rPr>
+        <w:t xml:space="preserve"> </w:t>
+      </w:r>
+      <w:r>
+        <w:rPr>
+          <w:rFonts w:ascii="Sakkal Majalla" w:hAnsi="Sakkal Majalla" w:cs="Sakkal Majalla" w:hint="cs"/>
+          <w:color w:val="FF0000"/>
+          <w:sz w:val="28"/>
+          <w:szCs w:val="28"/>
+          <w:rtl/>
+          <w:lang w:bidi="ar-AE"/>
+        </w:rPr>
+        <w:t>أَيْضًا</w:t>
+      </w:r>
+      <w:r>
+        <w:rPr>
+          <w:rFonts w:ascii="Sakkal Majalla" w:hAnsi="Sakkal Majalla" w:cs="Sakkal Majalla"/>
+          <w:color w:val="FF0000"/>
+          <w:sz w:val="28"/>
+          <w:szCs w:val="28"/>
+          <w:rtl/>
+          <w:lang w:bidi="ar-AE"/>
+        </w:rPr>
+        <w:t>: «</w:t>
+      </w:r>
+      <w:r>
+        <w:rPr>
+          <w:rFonts w:ascii="Sakkal Majalla" w:hAnsi="Sakkal Majalla" w:cs="Sakkal Majalla" w:hint="cs"/>
+          <w:color w:val="FF0000"/>
+          <w:sz w:val="28"/>
+          <w:szCs w:val="28"/>
+          <w:rtl/>
+          <w:lang w:bidi="ar-AE"/>
+        </w:rPr>
+        <w:t>مَنْ</w:t>
+      </w:r>
+      <w:r>
+        <w:rPr>
+          <w:rFonts w:ascii="Sakkal Majalla" w:hAnsi="Sakkal Majalla" w:cs="Sakkal Majalla"/>
+          <w:color w:val="FF0000"/>
+          <w:sz w:val="28"/>
+          <w:szCs w:val="28"/>
+          <w:rtl/>
+          <w:lang w:bidi="ar-AE"/>
+        </w:rPr>
+        <w:t xml:space="preserve"> </w:t>
+      </w:r>
+      <w:r>
+        <w:rPr>
+          <w:rFonts w:ascii="Sakkal Majalla" w:hAnsi="Sakkal Majalla" w:cs="Sakkal Majalla" w:hint="cs"/>
+          <w:color w:val="FF0000"/>
+          <w:sz w:val="28"/>
+          <w:szCs w:val="28"/>
+          <w:rtl/>
+          <w:lang w:bidi="ar-AE"/>
+        </w:rPr>
+        <w:t>تَطْلُبُونَ؟</w:t>
+      </w:r>
+      <w:r>
+        <w:rPr>
+          <w:rFonts w:ascii="Sakkal Majalla" w:hAnsi="Sakkal Majalla" w:cs="Sakkal Majalla" w:hint="eastAsia"/>
+          <w:color w:val="FF0000"/>
+          <w:sz w:val="28"/>
+          <w:szCs w:val="28"/>
+          <w:rtl/>
+          <w:lang w:bidi="ar-AE"/>
+        </w:rPr>
+        <w:t>»</w:t>
+      </w:r>
+      <w:r>
+        <w:rPr>
+          <w:rFonts w:ascii="Sakkal Majalla" w:hAnsi="Sakkal Majalla" w:cs="Sakkal Majalla"/>
+          <w:color w:val="FF0000"/>
+          <w:sz w:val="28"/>
+          <w:szCs w:val="28"/>
+          <w:rtl/>
+          <w:lang w:bidi="ar-AE"/>
+        </w:rPr>
+        <w:t xml:space="preserve"> </w:t>
+      </w:r>
+      <w:proofErr w:type="spellStart"/>
+      <w:proofErr w:type="gramStart"/>
+      <w:r>
+        <w:rPr>
+          <w:rFonts w:ascii="Sakkal Majalla" w:hAnsi="Sakkal Majalla" w:cs="Sakkal Majalla" w:hint="cs"/>
+          <w:color w:val="FF0000"/>
+          <w:sz w:val="28"/>
+          <w:szCs w:val="28"/>
+          <w:rtl/>
+          <w:lang w:bidi="ar-AE"/>
+        </w:rPr>
+        <w:t>فَقَالُوا</w:t>
+      </w:r>
+      <w:r>
+        <w:rPr>
+          <w:rFonts w:ascii="Sakkal Majalla" w:hAnsi="Sakkal Majalla" w:cs="Sakkal Majalla"/>
+          <w:color w:val="FF0000"/>
+          <w:sz w:val="28"/>
+          <w:szCs w:val="28"/>
+          <w:rtl/>
+          <w:lang w:bidi="ar-AE"/>
+        </w:rPr>
+        <w:t>:«</w:t>
+      </w:r>
+      <w:proofErr w:type="gramEnd"/>
+      <w:r>
+        <w:rPr>
+          <w:rFonts w:ascii="Sakkal Majalla" w:hAnsi="Sakkal Majalla" w:cs="Sakkal Majalla" w:hint="cs"/>
+          <w:color w:val="FF0000"/>
+          <w:sz w:val="28"/>
+          <w:szCs w:val="28"/>
+          <w:rtl/>
+          <w:lang w:bidi="ar-AE"/>
+        </w:rPr>
+        <w:t>يَسُوعَ</w:t>
+      </w:r>
+      <w:proofErr w:type="spellEnd"/>
+      <w:r>
+        <w:rPr>
+          <w:rFonts w:ascii="Sakkal Majalla" w:hAnsi="Sakkal Majalla" w:cs="Sakkal Majalla"/>
+          <w:color w:val="FF0000"/>
+          <w:sz w:val="28"/>
+          <w:szCs w:val="28"/>
+          <w:rtl/>
+          <w:lang w:bidi="ar-AE"/>
+        </w:rPr>
+        <w:t xml:space="preserve"> </w:t>
+      </w:r>
+      <w:r>
+        <w:rPr>
+          <w:rFonts w:ascii="Sakkal Majalla" w:hAnsi="Sakkal Majalla" w:cs="Sakkal Majalla" w:hint="cs"/>
+          <w:color w:val="FF0000"/>
+          <w:sz w:val="28"/>
+          <w:szCs w:val="28"/>
+          <w:rtl/>
+          <w:lang w:bidi="ar-AE"/>
+        </w:rPr>
+        <w:t>النَّاصِرِيَّ</w:t>
+      </w:r>
+      <w:r>
+        <w:rPr>
+          <w:rFonts w:ascii="Sakkal Majalla" w:hAnsi="Sakkal Majalla" w:cs="Sakkal Majalla" w:hint="eastAsia"/>
+          <w:color w:val="FF0000"/>
+          <w:sz w:val="28"/>
+          <w:szCs w:val="28"/>
+          <w:rtl/>
+          <w:lang w:bidi="ar-AE"/>
+        </w:rPr>
+        <w:t>»</w:t>
+      </w:r>
+      <w:r>
+        <w:rPr>
+          <w:rFonts w:ascii="Sakkal Majalla" w:hAnsi="Sakkal Majalla" w:cs="Sakkal Majalla"/>
+          <w:color w:val="FF0000"/>
+          <w:sz w:val="28"/>
+          <w:szCs w:val="28"/>
+          <w:rtl/>
+          <w:lang w:bidi="ar-AE"/>
+        </w:rPr>
+        <w:t xml:space="preserve">. </w:t>
+      </w:r>
+      <w:r>
+        <w:rPr>
+          <w:rFonts w:ascii="Sakkal Majalla" w:hAnsi="Sakkal Majalla" w:cs="Sakkal Majalla" w:hint="cs"/>
+          <w:color w:val="FF0000"/>
+          <w:sz w:val="28"/>
+          <w:szCs w:val="28"/>
+          <w:rtl/>
+          <w:lang w:bidi="ar-AE"/>
+        </w:rPr>
+        <w:t>أَجَابَ</w:t>
+      </w:r>
+      <w:r>
+        <w:rPr>
+          <w:rFonts w:ascii="Sakkal Majalla" w:hAnsi="Sakkal Majalla" w:cs="Sakkal Majalla"/>
+          <w:color w:val="FF0000"/>
+          <w:sz w:val="28"/>
+          <w:szCs w:val="28"/>
+          <w:rtl/>
+          <w:lang w:bidi="ar-AE"/>
+        </w:rPr>
+        <w:t xml:space="preserve"> </w:t>
+      </w:r>
+      <w:proofErr w:type="spellStart"/>
+      <w:proofErr w:type="gramStart"/>
+      <w:r>
+        <w:rPr>
+          <w:rFonts w:ascii="Sakkal Majalla" w:hAnsi="Sakkal Majalla" w:cs="Sakkal Majalla" w:hint="cs"/>
+          <w:color w:val="FF0000"/>
+          <w:sz w:val="28"/>
+          <w:szCs w:val="28"/>
+          <w:rtl/>
+          <w:lang w:bidi="ar-AE"/>
+        </w:rPr>
+        <w:t>يَسُوع</w:t>
+      </w:r>
+      <w:r>
+        <w:rPr>
+          <w:rFonts w:ascii="Sakkal Majalla" w:hAnsi="Sakkal Majalla" w:cs="Sakkal Majalla"/>
+          <w:color w:val="FF0000"/>
+          <w:sz w:val="28"/>
+          <w:szCs w:val="28"/>
+          <w:rtl/>
+          <w:lang w:bidi="ar-AE"/>
+        </w:rPr>
+        <w:t>:«</w:t>
+      </w:r>
+      <w:proofErr w:type="gramEnd"/>
+      <w:r>
+        <w:rPr>
+          <w:rFonts w:ascii="Sakkal Majalla" w:hAnsi="Sakkal Majalla" w:cs="Sakkal Majalla" w:hint="cs"/>
+          <w:color w:val="FF0000"/>
+          <w:sz w:val="28"/>
+          <w:szCs w:val="28"/>
+          <w:rtl/>
+          <w:lang w:bidi="ar-AE"/>
+        </w:rPr>
+        <w:t>قَدْ</w:t>
+      </w:r>
+      <w:proofErr w:type="spellEnd"/>
+      <w:r>
+        <w:rPr>
+          <w:rFonts w:ascii="Sakkal Majalla" w:hAnsi="Sakkal Majalla" w:cs="Sakkal Majalla"/>
+          <w:color w:val="FF0000"/>
+          <w:sz w:val="28"/>
+          <w:szCs w:val="28"/>
+          <w:rtl/>
+          <w:lang w:bidi="ar-AE"/>
+        </w:rPr>
+        <w:t xml:space="preserve"> </w:t>
+      </w:r>
+      <w:r>
+        <w:rPr>
+          <w:rFonts w:ascii="Sakkal Majalla" w:hAnsi="Sakkal Majalla" w:cs="Sakkal Majalla" w:hint="cs"/>
+          <w:color w:val="FF0000"/>
+          <w:sz w:val="28"/>
+          <w:szCs w:val="28"/>
+          <w:rtl/>
+          <w:lang w:bidi="ar-AE"/>
+        </w:rPr>
+        <w:t>قُلْتُ</w:t>
+      </w:r>
+      <w:r>
+        <w:rPr>
+          <w:rFonts w:ascii="Sakkal Majalla" w:hAnsi="Sakkal Majalla" w:cs="Sakkal Majalla"/>
+          <w:color w:val="FF0000"/>
+          <w:sz w:val="28"/>
+          <w:szCs w:val="28"/>
+          <w:rtl/>
+          <w:lang w:bidi="ar-AE"/>
+        </w:rPr>
+        <w:t xml:space="preserve"> </w:t>
+      </w:r>
+      <w:r>
+        <w:rPr>
+          <w:rFonts w:ascii="Sakkal Majalla" w:hAnsi="Sakkal Majalla" w:cs="Sakkal Majalla" w:hint="cs"/>
+          <w:color w:val="FF0000"/>
+          <w:sz w:val="28"/>
+          <w:szCs w:val="28"/>
+          <w:rtl/>
+          <w:lang w:bidi="ar-AE"/>
+        </w:rPr>
+        <w:t>لَكُمْ</w:t>
+      </w:r>
+      <w:r>
+        <w:rPr>
+          <w:rFonts w:ascii="Sakkal Majalla" w:hAnsi="Sakkal Majalla" w:cs="Sakkal Majalla"/>
+          <w:color w:val="FF0000"/>
+          <w:sz w:val="28"/>
+          <w:szCs w:val="28"/>
+          <w:rtl/>
+          <w:lang w:bidi="ar-AE"/>
+        </w:rPr>
+        <w:t xml:space="preserve">: </w:t>
+      </w:r>
+      <w:r>
+        <w:rPr>
+          <w:rFonts w:ascii="Sakkal Majalla" w:hAnsi="Sakkal Majalla" w:cs="Sakkal Majalla" w:hint="cs"/>
+          <w:color w:val="FF0000"/>
+          <w:sz w:val="28"/>
+          <w:szCs w:val="28"/>
+          <w:rtl/>
+          <w:lang w:bidi="ar-AE"/>
+        </w:rPr>
+        <w:t>إِنِّي</w:t>
+      </w:r>
+      <w:r>
+        <w:rPr>
+          <w:rFonts w:ascii="Sakkal Majalla" w:hAnsi="Sakkal Majalla" w:cs="Sakkal Majalla"/>
+          <w:color w:val="FF0000"/>
+          <w:sz w:val="28"/>
+          <w:szCs w:val="28"/>
+          <w:rtl/>
+          <w:lang w:bidi="ar-AE"/>
+        </w:rPr>
+        <w:t xml:space="preserve"> </w:t>
+      </w:r>
+      <w:r>
+        <w:rPr>
+          <w:rFonts w:ascii="Sakkal Majalla" w:hAnsi="Sakkal Majalla" w:cs="Sakkal Majalla" w:hint="cs"/>
+          <w:color w:val="FF0000"/>
+          <w:sz w:val="28"/>
+          <w:szCs w:val="28"/>
+          <w:rtl/>
+          <w:lang w:bidi="ar-AE"/>
+        </w:rPr>
+        <w:t>أَنَا</w:t>
+      </w:r>
+      <w:r>
+        <w:rPr>
+          <w:rFonts w:ascii="Sakkal Majalla" w:hAnsi="Sakkal Majalla" w:cs="Sakkal Majalla"/>
+          <w:color w:val="FF0000"/>
+          <w:sz w:val="28"/>
+          <w:szCs w:val="28"/>
+          <w:rtl/>
+          <w:lang w:bidi="ar-AE"/>
+        </w:rPr>
+        <w:t xml:space="preserve"> </w:t>
+      </w:r>
+      <w:r>
+        <w:rPr>
+          <w:rFonts w:ascii="Sakkal Majalla" w:hAnsi="Sakkal Majalla" w:cs="Sakkal Majalla" w:hint="cs"/>
+          <w:color w:val="FF0000"/>
+          <w:sz w:val="28"/>
+          <w:szCs w:val="28"/>
+          <w:rtl/>
+          <w:lang w:bidi="ar-AE"/>
+        </w:rPr>
+        <w:t>هُوَ</w:t>
+      </w:r>
+      <w:r>
+        <w:rPr>
+          <w:rFonts w:ascii="Sakkal Majalla" w:hAnsi="Sakkal Majalla" w:cs="Sakkal Majalla"/>
+          <w:color w:val="FF0000"/>
+          <w:sz w:val="28"/>
+          <w:szCs w:val="28"/>
+          <w:rtl/>
+          <w:lang w:bidi="ar-AE"/>
+        </w:rPr>
+        <w:t xml:space="preserve">. </w:t>
+      </w:r>
+      <w:r>
+        <w:rPr>
+          <w:rFonts w:ascii="Sakkal Majalla" w:hAnsi="Sakkal Majalla" w:cs="Sakkal Majalla" w:hint="cs"/>
+          <w:color w:val="FF0000"/>
+          <w:sz w:val="28"/>
+          <w:szCs w:val="28"/>
+          <w:rtl/>
+          <w:lang w:bidi="ar-AE"/>
+        </w:rPr>
+        <w:t>فَإِنْ</w:t>
+      </w:r>
+      <w:r>
+        <w:rPr>
+          <w:rFonts w:ascii="Sakkal Majalla" w:hAnsi="Sakkal Majalla" w:cs="Sakkal Majalla"/>
+          <w:color w:val="FF0000"/>
+          <w:sz w:val="28"/>
+          <w:szCs w:val="28"/>
+          <w:rtl/>
+          <w:lang w:bidi="ar-AE"/>
+        </w:rPr>
+        <w:t xml:space="preserve"> </w:t>
+      </w:r>
+      <w:r>
+        <w:rPr>
+          <w:rFonts w:ascii="Sakkal Majalla" w:hAnsi="Sakkal Majalla" w:cs="Sakkal Majalla" w:hint="cs"/>
+          <w:color w:val="FF0000"/>
+          <w:sz w:val="28"/>
+          <w:szCs w:val="28"/>
+          <w:rtl/>
+          <w:lang w:bidi="ar-AE"/>
+        </w:rPr>
+        <w:t>كُنْتُمْ</w:t>
+      </w:r>
+      <w:r>
+        <w:rPr>
+          <w:rFonts w:ascii="Sakkal Majalla" w:hAnsi="Sakkal Majalla" w:cs="Sakkal Majalla"/>
+          <w:color w:val="FF0000"/>
+          <w:sz w:val="28"/>
+          <w:szCs w:val="28"/>
+          <w:rtl/>
+          <w:lang w:bidi="ar-AE"/>
+        </w:rPr>
+        <w:t xml:space="preserve"> </w:t>
+      </w:r>
+      <w:r>
+        <w:rPr>
+          <w:rFonts w:ascii="Sakkal Majalla" w:hAnsi="Sakkal Majalla" w:cs="Sakkal Majalla" w:hint="cs"/>
+          <w:color w:val="FF0000"/>
+          <w:sz w:val="28"/>
+          <w:szCs w:val="28"/>
+          <w:rtl/>
+          <w:lang w:bidi="ar-AE"/>
+        </w:rPr>
+        <w:t>تَطْلُبُونَنِي</w:t>
+      </w:r>
+      <w:r>
+        <w:rPr>
+          <w:rFonts w:ascii="Sakkal Majalla" w:hAnsi="Sakkal Majalla" w:cs="Sakkal Majalla"/>
+          <w:color w:val="FF0000"/>
+          <w:sz w:val="28"/>
+          <w:szCs w:val="28"/>
+          <w:rtl/>
+          <w:lang w:bidi="ar-AE"/>
+        </w:rPr>
+        <w:t xml:space="preserve"> </w:t>
+      </w:r>
+      <w:r>
+        <w:rPr>
+          <w:rFonts w:ascii="Sakkal Majalla" w:hAnsi="Sakkal Majalla" w:cs="Sakkal Majalla" w:hint="cs"/>
+          <w:color w:val="FF0000"/>
+          <w:sz w:val="28"/>
+          <w:szCs w:val="28"/>
+          <w:rtl/>
+          <w:lang w:bidi="ar-AE"/>
+        </w:rPr>
+        <w:t>فَدَعُوا</w:t>
+      </w:r>
+      <w:r>
+        <w:rPr>
+          <w:rFonts w:ascii="Sakkal Majalla" w:hAnsi="Sakkal Majalla" w:cs="Sakkal Majalla"/>
+          <w:color w:val="FF0000"/>
+          <w:sz w:val="28"/>
+          <w:szCs w:val="28"/>
+          <w:rtl/>
+          <w:lang w:bidi="ar-AE"/>
+        </w:rPr>
+        <w:t xml:space="preserve"> </w:t>
+      </w:r>
+      <w:r>
+        <w:rPr>
+          <w:rFonts w:ascii="Sakkal Majalla" w:hAnsi="Sakkal Majalla" w:cs="Sakkal Majalla" w:hint="cs"/>
+          <w:color w:val="FF0000"/>
+          <w:sz w:val="28"/>
+          <w:szCs w:val="28"/>
+          <w:rtl/>
+          <w:lang w:bidi="ar-AE"/>
+        </w:rPr>
+        <w:t>هؤُلاَءِ</w:t>
+      </w:r>
+      <w:r>
+        <w:rPr>
+          <w:rFonts w:ascii="Sakkal Majalla" w:hAnsi="Sakkal Majalla" w:cs="Sakkal Majalla"/>
+          <w:color w:val="FF0000"/>
+          <w:sz w:val="28"/>
+          <w:szCs w:val="28"/>
+          <w:rtl/>
+          <w:lang w:bidi="ar-AE"/>
+        </w:rPr>
+        <w:t xml:space="preserve"> </w:t>
+      </w:r>
+      <w:r>
+        <w:rPr>
+          <w:rFonts w:ascii="Sakkal Majalla" w:hAnsi="Sakkal Majalla" w:cs="Sakkal Majalla" w:hint="cs"/>
+          <w:color w:val="FF0000"/>
+          <w:sz w:val="28"/>
+          <w:szCs w:val="28"/>
+          <w:rtl/>
+          <w:lang w:bidi="ar-AE"/>
+        </w:rPr>
+        <w:t>يَذْهَبُونَ</w:t>
+      </w:r>
+      <w:r>
+        <w:rPr>
+          <w:rFonts w:ascii="Sakkal Majalla" w:hAnsi="Sakkal Majalla" w:cs="Sakkal Majalla" w:hint="eastAsia"/>
+          <w:sz w:val="28"/>
+          <w:szCs w:val="28"/>
+          <w:rtl/>
+          <w:lang w:bidi="ar-AE"/>
+        </w:rPr>
+        <w:t>»</w:t>
+      </w:r>
+      <w:r>
+        <w:rPr>
+          <w:rFonts w:ascii="Sakkal Majalla" w:hAnsi="Sakkal Majalla" w:cs="Sakkal Majalla"/>
+          <w:sz w:val="28"/>
+          <w:szCs w:val="28"/>
+          <w:rtl/>
+          <w:lang w:bidi="ar-AE"/>
+        </w:rPr>
+        <w:t>.</w:t>
+      </w:r>
+      <w:r>
+        <w:rPr>
+          <w:rFonts w:ascii="Sakkal Majalla" w:hAnsi="Sakkal Majalla" w:cs="Sakkal Majalla" w:hint="cs"/>
+          <w:sz w:val="28"/>
+          <w:szCs w:val="28"/>
+          <w:rtl/>
+          <w:lang w:bidi="ar-AE"/>
+        </w:rPr>
+        <w:t>" (يوحنا 18: 7، 8).</w:t>
       </w:r>
     </w:p>
     <w:p>
       <w:pPr>
-        <w:bidi/>
         <w:jc w:val="both"/>
         <w:rPr>
           <w:rFonts w:ascii="Sakkal Majalla" w:hAnsi="Sakkal Majalla" w:cs="Sakkal Majalla"/>
           <w:sz w:val="28"/>
           <w:szCs w:val="28"/>
           <w:rtl/>
-          <w:lang w:val="en-US"/>
+          <w:lang w:bidi="ar-AE"/>
         </w:rPr>
       </w:pPr>
       <w:r>
@@ -117,176 +708,90 @@
           <w:sz w:val="28"/>
           <w:szCs w:val="28"/>
           <w:rtl/>
-        </w:rPr>
-        <w:t xml:space="preserve">يا له من وعد ثمين تحتويه هذه الأعداد: </w:t>
-      </w:r>
-      <w:r>
-        <w:rPr>
-          <w:rFonts w:ascii="Sakkal Majalla" w:hAnsi="Sakkal Majalla" w:cs="Sakkal Majalla" w:hint="cs"/>
-          <w:color w:val="FF0000"/>
-          <w:sz w:val="28"/>
-          <w:szCs w:val="28"/>
-          <w:rtl/>
-        </w:rPr>
-        <w:t>"</w:t>
-      </w:r>
-      <w:r>
-        <w:rPr>
-          <w:rFonts w:ascii="Sakkal Majalla" w:hAnsi="Sakkal Majalla" w:cs="Sakkal Majalla"/>
-          <w:color w:val="FF0000"/>
-          <w:sz w:val="28"/>
-          <w:szCs w:val="28"/>
-          <w:rtl/>
-        </w:rPr>
-        <w:t>تَدْعُونَنِي وَتَذْهَبُونَ وَتُصَلُّونَ إِلَيَّ فَأَسْمَعُ لَكُمْ.</w:t>
-      </w:r>
-      <w:r>
-        <w:rPr>
-          <w:rFonts w:ascii="Sakkal Majalla" w:hAnsi="Sakkal Majalla" w:cs="Sakkal Majalla" w:hint="cs"/>
-          <w:color w:val="FF0000"/>
-          <w:sz w:val="28"/>
-          <w:szCs w:val="28"/>
-          <w:rtl/>
+          <w:lang w:bidi="ar-AE"/>
+        </w:rPr>
+        <w:t xml:space="preserve">يا للعجب في أن نرى معاملات الرب! بالرغم من أنه كان في خطر كبير، لم يفر، وإنما أظهر عنايته الإلهية لتلاميذه وتوسط ما بينهم وأعداءه. هذا يذكرنا بداود الذي صارع الأسد والدب لينقذ خرافه. في المشهد المذكور أعلاه يحمي الرب خاصته من مخاطر جسدية، لكنه فعل ذلك بصورة أعمق بكثير، حينما ذهب إلى الصليب ووضع نفسه بيننا والله القدوس. في إنجيل يوحنا تأتي الغوغاء بسبب الرب، ولكن في حالتنا نحن يتصارع الله معنا بسبب الخطية. هو قال، بأن أجرة الخطية هي موت، وكل خاطئ يستحق الموت. نحن نعلم بأن الرب كان مستثنًى عن ذلك، مَن لم يفعل خطية، ولم يكن يعرف خطية، ولم تكن فيه خطية. وعلى الرغم من ذلك وضع نفسه طوعًا واختيارًا بين بشر أثمة وإله بار. طوعًا واختيارًا قبل </w:t>
+      </w:r>
+      <w:r>
+        <w:rPr>
+          <w:rFonts w:ascii="Sakkal Majalla" w:hAnsi="Sakkal Majalla" w:cs="Sakkal Majalla" w:hint="cs"/>
+          <w:sz w:val="28"/>
+          <w:szCs w:val="28"/>
+          <w:rtl/>
+          <w:lang w:bidi="ar-AE"/>
+        </w:rPr>
+        <w:t>بأن يُجعَل خطية، وقد حمل العقوبة التي كان ينبغي فرضها. لقد قال على هذا النحو: "</w:t>
+      </w:r>
+      <w:r>
+        <w:rPr>
+          <w:rFonts w:ascii="Sakkal Majalla" w:hAnsi="Sakkal Majalla" w:cs="Sakkal Majalla" w:hint="cs"/>
+          <w:sz w:val="28"/>
+          <w:szCs w:val="28"/>
+          <w:rtl/>
+          <w:lang w:bidi="ar-AE"/>
+        </w:rPr>
+        <w:t>فَدَعُوا</w:t>
+      </w:r>
+      <w:r>
+        <w:rPr>
+          <w:rFonts w:ascii="Sakkal Majalla" w:hAnsi="Sakkal Majalla" w:cs="Sakkal Majalla"/>
+          <w:sz w:val="28"/>
+          <w:szCs w:val="28"/>
+          <w:rtl/>
+          <w:lang w:bidi="ar-AE"/>
         </w:rPr>
         <w:t xml:space="preserve"> </w:t>
       </w:r>
       <w:r>
         <w:rPr>
-          <w:rFonts w:ascii="Sakkal Majalla" w:hAnsi="Sakkal Majalla" w:cs="Sakkal Majalla"/>
-          <w:color w:val="FF0000"/>
-          <w:sz w:val="28"/>
-          <w:szCs w:val="28"/>
-          <w:rtl/>
-        </w:rPr>
-        <w:t>وَتَطْلُبُونَنِي فَتَجِدُونَنِي</w:t>
-      </w:r>
-      <w:r>
-        <w:rPr>
-          <w:rFonts w:ascii="Sakkal Majalla" w:hAnsi="Sakkal Majalla" w:cs="Sakkal Majalla" w:hint="cs"/>
-          <w:color w:val="FF0000"/>
-          <w:sz w:val="28"/>
-          <w:szCs w:val="28"/>
-          <w:rtl/>
-          <w:lang w:val="en-US"/>
-        </w:rPr>
-        <w:t>"</w:t>
-      </w:r>
-      <w:r>
-        <w:rPr>
-          <w:rFonts w:ascii="Sakkal Majalla" w:hAnsi="Sakkal Majalla" w:cs="Sakkal Majalla" w:hint="cs"/>
-          <w:sz w:val="28"/>
-          <w:szCs w:val="28"/>
-          <w:rtl/>
-          <w:lang w:val="en-US"/>
-        </w:rPr>
-        <w:t xml:space="preserve"> ولكن ينبغي علينا أن نتذكر المقطع: </w:t>
-      </w:r>
-      <w:r>
-        <w:rPr>
-          <w:rFonts w:ascii="Sakkal Majalla" w:hAnsi="Sakkal Majalla" w:cs="Sakkal Majalla" w:hint="cs"/>
-          <w:color w:val="FF0000"/>
-          <w:sz w:val="28"/>
-          <w:szCs w:val="28"/>
-          <w:rtl/>
-          <w:lang w:val="en-US"/>
-        </w:rPr>
-        <w:t>"</w:t>
-      </w:r>
-      <w:r>
-        <w:rPr>
-          <w:rFonts w:ascii="Sakkal Majalla" w:hAnsi="Sakkal Majalla" w:cs="Sakkal Majalla"/>
-          <w:color w:val="FF0000"/>
-          <w:sz w:val="28"/>
-          <w:szCs w:val="28"/>
-          <w:rtl/>
+          <w:rFonts w:ascii="Sakkal Majalla" w:hAnsi="Sakkal Majalla" w:cs="Sakkal Majalla" w:hint="cs"/>
+          <w:sz w:val="28"/>
+          <w:szCs w:val="28"/>
+          <w:rtl/>
+          <w:lang w:bidi="ar-AE"/>
+        </w:rPr>
+        <w:t>هؤُلاَءِ</w:t>
+      </w:r>
+      <w:r>
+        <w:rPr>
+          <w:rFonts w:ascii="Sakkal Majalla" w:hAnsi="Sakkal Majalla" w:cs="Sakkal Majalla"/>
+          <w:sz w:val="28"/>
+          <w:szCs w:val="28"/>
+          <w:rtl/>
+          <w:lang w:bidi="ar-AE"/>
         </w:rPr>
         <w:t xml:space="preserve"> </w:t>
       </w:r>
       <w:r>
         <w:rPr>
-          <w:rFonts w:ascii="Sakkal Majalla" w:hAnsi="Sakkal Majalla" w:cs="Sakkal Majalla"/>
-          <w:color w:val="FF0000"/>
-          <w:sz w:val="28"/>
-          <w:szCs w:val="28"/>
-          <w:rtl/>
-        </w:rPr>
-        <w:t>إِذْ تَطْلُبُونَنِي بِكُلِّ قَلْبِكُمْ</w:t>
-      </w:r>
-      <w:r>
-        <w:rPr>
-          <w:rFonts w:ascii="Sakkal Majalla" w:hAnsi="Sakkal Majalla" w:cs="Sakkal Majalla" w:hint="cs"/>
-          <w:color w:val="FF0000"/>
-          <w:sz w:val="28"/>
-          <w:szCs w:val="28"/>
-          <w:rtl/>
-          <w:lang w:val="en-US"/>
-        </w:rPr>
-        <w:t>."</w:t>
-      </w:r>
-      <w:r>
-        <w:rPr>
-          <w:rFonts w:ascii="Sakkal Majalla" w:hAnsi="Sakkal Majalla" w:cs="Sakkal Majalla" w:hint="cs"/>
-          <w:sz w:val="28"/>
-          <w:szCs w:val="28"/>
-          <w:rtl/>
-          <w:lang w:val="en-US"/>
-        </w:rPr>
-        <w:t xml:space="preserve"> شفاهنا بمقدورها أن تقول الكثير، بينما قلبنا يكون في مكان آخر. لقد قال الرب على فم أشعياء عن إسرائيل: </w:t>
-      </w:r>
-      <w:r>
-        <w:rPr>
-          <w:rFonts w:ascii="Sakkal Majalla" w:hAnsi="Sakkal Majalla" w:cs="Sakkal Majalla" w:hint="cs"/>
-          <w:color w:val="FF0000"/>
-          <w:sz w:val="28"/>
-          <w:szCs w:val="28"/>
-          <w:rtl/>
-          <w:lang w:val="en-US"/>
-        </w:rPr>
-        <w:t>"</w:t>
-      </w:r>
-      <w:r>
-        <w:rPr>
-          <w:rFonts w:ascii="Sakkal Majalla" w:hAnsi="Sakkal Majalla" w:cs="Sakkal Majalla"/>
-          <w:color w:val="FF0000"/>
-          <w:sz w:val="28"/>
-          <w:szCs w:val="28"/>
-          <w:rtl/>
-          <w:lang w:val="en-US"/>
-        </w:rPr>
-        <w:t>هذَا الشَّعْبَ قَدِ اقْتَرَبَ إِلَيَّ بِفَمِهِ وَأَكْرَمَنِي بِشَفَتَيْهِ، وَأَمَّا قَلْبُهُ فَأَبْعَدَهُ عَنِّي</w:t>
-      </w:r>
-      <w:r>
-        <w:rPr>
-          <w:rFonts w:ascii="Sakkal Majalla" w:hAnsi="Sakkal Majalla" w:cs="Sakkal Majalla" w:hint="cs"/>
-          <w:color w:val="FF0000"/>
-          <w:sz w:val="28"/>
-          <w:szCs w:val="28"/>
-          <w:rtl/>
-          <w:lang w:val="en-US"/>
-        </w:rPr>
-        <w:t>"</w:t>
-      </w:r>
-      <w:r>
-        <w:rPr>
-          <w:rFonts w:ascii="Sakkal Majalla" w:hAnsi="Sakkal Majalla" w:cs="Sakkal Majalla" w:hint="cs"/>
-          <w:sz w:val="28"/>
-          <w:szCs w:val="28"/>
-          <w:rtl/>
-          <w:lang w:val="en-US"/>
-        </w:rPr>
-        <w:t xml:space="preserve"> (أشعياء 29: 13). الصلاة الحقيقية ينبغي أن تكون نابعة من القلب.</w:t>
+          <w:rFonts w:ascii="Sakkal Majalla" w:hAnsi="Sakkal Majalla" w:cs="Sakkal Majalla" w:hint="cs"/>
+          <w:sz w:val="28"/>
+          <w:szCs w:val="28"/>
+          <w:rtl/>
+          <w:lang w:bidi="ar-AE"/>
+        </w:rPr>
+        <w:t>يَذْهَبُونَ</w:t>
+      </w:r>
+      <w:r>
+        <w:rPr>
+          <w:rFonts w:ascii="Sakkal Majalla" w:hAnsi="Sakkal Majalla" w:cs="Sakkal Majalla" w:hint="cs"/>
+          <w:sz w:val="28"/>
+          <w:szCs w:val="28"/>
+          <w:rtl/>
+          <w:lang w:bidi="ar-AE"/>
+        </w:rPr>
+        <w:t>". هو مات لكي نخرج نحن أحرارًا.</w:t>
       </w:r>
     </w:p>
     <w:p>
       <w:pPr>
-        <w:bidi/>
         <w:jc w:val="both"/>
         <w:rPr>
           <w:rFonts w:ascii="Sakkal Majalla" w:hAnsi="Sakkal Majalla" w:cs="Sakkal Majalla"/>
           <w:sz w:val="28"/>
           <w:szCs w:val="28"/>
           <w:rtl/>
-          <w:lang w:val="en-US"/>
+          <w:lang w:bidi="ar-AE"/>
         </w:rPr>
       </w:pPr>
       <w:r>
@@ -295,92 +800,39 @@
           <w:sz w:val="28"/>
           <w:szCs w:val="28"/>
           <w:rtl/>
-          <w:lang w:val="en-US"/>
-        </w:rPr>
-        <w:t xml:space="preserve">أحد أسباب سماح الرب لنا بأن نجتاز في صعوبات هو أن نتعلم من خلالها </w:t>
-      </w:r>
-      <w:r>
-        <w:rPr>
-          <w:rFonts w:ascii="Sakkal Majalla" w:hAnsi="Sakkal Majalla" w:cs="Sakkal Majalla" w:hint="cs"/>
-          <w:sz w:val="28"/>
-          <w:szCs w:val="28"/>
-          <w:rtl/>
-          <w:lang w:val="en-US"/>
-        </w:rPr>
-        <w:t>ب</w:t>
-      </w:r>
-      <w:r>
-        <w:rPr>
-          <w:rFonts w:ascii="Sakkal Majalla" w:hAnsi="Sakkal Majalla" w:cs="Sakkal Majalla" w:hint="cs"/>
-          <w:sz w:val="28"/>
-          <w:szCs w:val="28"/>
-          <w:rtl/>
-          <w:lang w:val="en-US"/>
-        </w:rPr>
-        <w:t xml:space="preserve">أن نصلي من قلوبنا. إننا كثيرًا ما نجد ذلك في كلمة الله، أن أناسًا يصرخون إلى الرب في ضيقاتٍ شديدة ويستجيب لهم. هذا الصراخ إلى الرب هو فعلاً صلاة من القلب. والقلب أيضًا ينبغي أن يُمتحن أولاً قبل أن نصلّي. في مزمور 66: 18 نقرأ هذه الكلمات: </w:t>
-      </w:r>
-      <w:r>
-        <w:rPr>
-          <w:rFonts w:ascii="Sakkal Majalla" w:hAnsi="Sakkal Majalla" w:cs="Sakkal Majalla" w:hint="cs"/>
-          <w:color w:val="FF0000"/>
-          <w:sz w:val="28"/>
-          <w:szCs w:val="28"/>
-          <w:rtl/>
-          <w:lang w:val="en-US"/>
-        </w:rPr>
-        <w:t>"</w:t>
-      </w:r>
-      <w:r>
-        <w:rPr>
-          <w:color w:val="FF0000"/>
-          <w:rtl/>
-        </w:rPr>
-        <w:t xml:space="preserve"> </w:t>
-      </w:r>
-      <w:r>
-        <w:rPr>
-          <w:rFonts w:ascii="Sakkal Majalla" w:hAnsi="Sakkal Majalla" w:cs="Sakkal Majalla"/>
-          <w:color w:val="FF0000"/>
-          <w:sz w:val="28"/>
-          <w:szCs w:val="28"/>
-          <w:rtl/>
-          <w:lang w:val="en-US"/>
-        </w:rPr>
-        <w:t>إِنْ رَاعَيْتُ إِثْمًا فِي قَلْبِي لاَ يَسْتَمِعُ لِيَ الرَّبُّ.</w:t>
-      </w:r>
-      <w:r>
-        <w:rPr>
-          <w:rFonts w:ascii="Sakkal Majalla" w:hAnsi="Sakkal Majalla" w:cs="Sakkal Majalla" w:hint="cs"/>
-          <w:color w:val="FF0000"/>
-          <w:sz w:val="28"/>
-          <w:szCs w:val="28"/>
-          <w:rtl/>
-          <w:lang w:val="en-US"/>
-        </w:rPr>
-        <w:t>"</w:t>
-      </w:r>
-      <w:r>
-        <w:rPr>
-          <w:rFonts w:ascii="Sakkal Majalla" w:hAnsi="Sakkal Majalla" w:cs="Sakkal Majalla" w:hint="cs"/>
-          <w:sz w:val="28"/>
-          <w:szCs w:val="28"/>
-          <w:rtl/>
-          <w:lang w:val="en-US"/>
-        </w:rPr>
-        <w:t>. في أن نصلي من القلب وأن يكون لدينا قلب نقي هما شرطان ضروريان لاستجابة الصلاة.</w:t>
+          <w:lang w:bidi="ar-AE"/>
+        </w:rPr>
+        <w:t xml:space="preserve">ما هو ردنا على مثل هذه التضحية؟ هل نعمل ما نريده نحن؟ وإن كان هذا محتمل، إلا أنه يتمنى غير ذلك. إنه ما يُرضي الله إن لبينا رغباته بمحبة وطاعة، نحن الذين أُطلقنا إلى الحرية. إننا نتذكر العبد العبراني، الذي بدلاً من أن يخرج حرًا من بعد سنين من التزامه للناموس، اختار بأن يبقى عبدًا. هو اختار بأن يخدم سيده بمحبة، لأنه أحب سيده وقد اختبر بأنه كان في سلامة العيش في رعاية سيده (خروج 21: 1 </w:t>
+      </w:r>
+      <w:r>
+        <w:rPr>
+          <w:rFonts w:ascii="Sakkal Majalla" w:hAnsi="Sakkal Majalla" w:cs="Sakkal Majalla"/>
+          <w:sz w:val="28"/>
+          <w:szCs w:val="28"/>
+          <w:rtl/>
+          <w:lang w:bidi="ar-AE"/>
+        </w:rPr>
+        <w:t>–</w:t>
+      </w:r>
+      <w:r>
+        <w:rPr>
+          <w:rFonts w:ascii="Sakkal Majalla" w:hAnsi="Sakkal Majalla" w:cs="Sakkal Majalla" w:hint="cs"/>
+          <w:sz w:val="28"/>
+          <w:szCs w:val="28"/>
+          <w:rtl/>
+          <w:lang w:bidi="ar-AE"/>
+        </w:rPr>
+        <w:t xml:space="preserve"> 6). يا ليتنا نستخدم حريتنا في أن نخدم سيدنا بمحبة!</w:t>
       </w:r>
     </w:p>
     <w:p>
       <w:pPr>
-        <w:bidi/>
-        <w:jc w:val="both"/>
-        <w:rPr>
-          <w:rFonts w:ascii="Sakkal Majalla" w:hAnsi="Sakkal Majalla" w:cs="Sakkal Majalla"/>
-          <w:color w:val="FF0000"/>
-          <w:sz w:val="28"/>
-          <w:szCs w:val="28"/>
-          <w:rtl/>
-          <w:lang w:val="en-US"/>
+        <w:jc w:val="center"/>
+        <w:rPr>
+          <w:rFonts w:ascii="Sakkal Majalla" w:hAnsi="Sakkal Majalla" w:cs="Sakkal Majalla" w:hint="cs"/>
+          <w:sz w:val="28"/>
+          <w:szCs w:val="28"/>
+          <w:lang w:bidi="ar-AE"/>
         </w:rPr>
       </w:pPr>
       <w:r>
@@ -389,189 +841,17 @@
           <w:sz w:val="28"/>
           <w:szCs w:val="28"/>
           <w:rtl/>
-          <w:lang w:val="en-US"/>
-        </w:rPr>
-        <w:t xml:space="preserve">عبرانيين 10: 19، 22 </w:t>
-      </w:r>
-      <w:r>
-        <w:rPr>
-          <w:rFonts w:ascii="Sakkal Majalla" w:hAnsi="Sakkal Majalla" w:cs="Sakkal Majalla"/>
-          <w:sz w:val="28"/>
-          <w:szCs w:val="28"/>
-          <w:rtl/>
-          <w:lang w:val="en-US"/>
-        </w:rPr>
-        <w:t>–</w:t>
-      </w:r>
-      <w:r>
-        <w:rPr>
-          <w:rFonts w:ascii="Sakkal Majalla" w:hAnsi="Sakkal Majalla" w:cs="Sakkal Majalla" w:hint="cs"/>
-          <w:sz w:val="28"/>
-          <w:szCs w:val="28"/>
-          <w:rtl/>
-          <w:lang w:val="en-US"/>
-        </w:rPr>
-        <w:t xml:space="preserve"> 23 يقدّم لنا هذا المبدأ الهام: </w:t>
-      </w:r>
-      <w:r>
-        <w:rPr>
-          <w:rFonts w:ascii="Sakkal Majalla" w:hAnsi="Sakkal Majalla" w:cs="Sakkal Majalla" w:hint="cs"/>
-          <w:color w:val="FF0000"/>
-          <w:sz w:val="28"/>
-          <w:szCs w:val="28"/>
-          <w:rtl/>
-          <w:lang w:val="en-US"/>
-        </w:rPr>
-        <w:t>"</w:t>
-      </w:r>
-      <w:r>
-        <w:rPr>
-          <w:rFonts w:ascii="Sakkal Majalla" w:hAnsi="Sakkal Majalla" w:cs="Sakkal Majalla"/>
-          <w:color w:val="FF0000"/>
-          <w:sz w:val="28"/>
-          <w:szCs w:val="28"/>
-          <w:rtl/>
-          <w:lang w:val="en-US"/>
-        </w:rPr>
-        <w:t xml:space="preserve"> 19 فَإِذْ لَنَا أَيُّهَا الإِخْوَةُ ثِقَةٌ بِالدُّخُولِ إِلَى «الأَقْدَاسِ» بِدَمِ يَسُوعَ،  </w:t>
-      </w:r>
-      <w:r>
-        <w:rPr>
-          <w:rFonts w:ascii="Sakkal Majalla" w:hAnsi="Sakkal Majalla" w:cs="Sakkal Majalla" w:hint="cs"/>
-          <w:color w:val="FF0000"/>
-          <w:sz w:val="28"/>
-          <w:szCs w:val="28"/>
-          <w:rtl/>
-          <w:lang w:val="en-US"/>
-        </w:rPr>
-        <w:t>...</w:t>
-      </w:r>
-      <w:r>
-        <w:rPr>
-          <w:rFonts w:ascii="Sakkal Majalla" w:hAnsi="Sakkal Majalla" w:cs="Sakkal Majalla"/>
-          <w:color w:val="FF0000"/>
-          <w:sz w:val="28"/>
-          <w:szCs w:val="28"/>
-          <w:rtl/>
-          <w:lang w:val="en-US"/>
-        </w:rPr>
-        <w:t xml:space="preserve">  22 لِنَتَقَدَّمْ بِقَلْبٍ صَادِق فِي يَقِينِ الإِيمَانِ، مَرْشُوشَةً قُلُوبُنَا مِنْ ضَمِيرٍ شِرِّيرٍ، وَمُغْتَسِلَةً أَجْسَادُنَا بِمَاءٍ نَقِيٍّ.  23 لِنَتَمَسَّكْ بِإِقْرَارِ الرَّجَاءِ رَاسِخًا،</w:t>
-      </w:r>
-      <w:r>
-        <w:rPr>
-          <w:rFonts w:ascii="Sakkal Majalla" w:hAnsi="Sakkal Majalla" w:cs="Sakkal Majalla" w:hint="cs"/>
-          <w:color w:val="FF0000"/>
-          <w:sz w:val="28"/>
-          <w:szCs w:val="28"/>
-          <w:rtl/>
-          <w:lang w:val="en-US"/>
-        </w:rPr>
-        <w:t xml:space="preserve">" </w:t>
-      </w:r>
-      <w:r>
-        <w:rPr>
-          <w:rFonts w:ascii="Sakkal Majalla" w:hAnsi="Sakkal Majalla" w:cs="Sakkal Majalla" w:hint="cs"/>
-          <w:sz w:val="28"/>
-          <w:szCs w:val="28"/>
-          <w:rtl/>
-          <w:lang w:val="en-US"/>
-        </w:rPr>
-        <w:t xml:space="preserve">ينبغي علينا أن نتعلّم بأن نواظب على الصلاة. ينبغي علينا أن نتعلم بأن نصلي من قلوب طاهرة متيقنين تمامًا لِما نحتاجه. عندها فقط يمكننا أن نتوقع استجابة لصلواتنا. </w:t>
-      </w:r>
-      <w:r>
-        <w:rPr>
-          <w:rFonts w:ascii="Sakkal Majalla" w:hAnsi="Sakkal Majalla" w:cs="Sakkal Majalla" w:hint="cs"/>
-          <w:color w:val="FF0000"/>
-          <w:sz w:val="28"/>
-          <w:szCs w:val="28"/>
-          <w:rtl/>
-          <w:lang w:val="en-US"/>
-        </w:rPr>
-        <w:t>"</w:t>
-      </w:r>
-      <w:r>
-        <w:rPr>
-          <w:rFonts w:ascii="Sakkal Majalla" w:hAnsi="Sakkal Majalla" w:cs="Sakkal Majalla"/>
-          <w:color w:val="FF0000"/>
-          <w:sz w:val="28"/>
-          <w:szCs w:val="28"/>
-          <w:rtl/>
-          <w:lang w:val="en-US"/>
-        </w:rPr>
-        <w:t xml:space="preserve"> اخْتَبِرْنِي يَا اَللهُ وَاعْرِفْ قَلْبِي. امْتَحِنِّي وَاعْرِفْ أَفْكَارِي</w:t>
-      </w:r>
-      <w:r>
-        <w:rPr>
-          <w:rFonts w:ascii="Sakkal Majalla" w:hAnsi="Sakkal Majalla" w:cs="Sakkal Majalla"/>
-          <w:color w:val="FF0000"/>
-          <w:sz w:val="28"/>
-          <w:szCs w:val="28"/>
-          <w:lang w:val="en-US"/>
-        </w:rPr>
-        <w:t xml:space="preserve">. </w:t>
-      </w:r>
-      <w:r>
-        <w:rPr>
-          <w:rFonts w:ascii="Sakkal Majalla" w:hAnsi="Sakkal Majalla" w:cs="Sakkal Majalla"/>
-          <w:color w:val="FF0000"/>
-          <w:sz w:val="28"/>
-          <w:szCs w:val="28"/>
-          <w:rtl/>
-          <w:lang w:val="en-US"/>
-        </w:rPr>
-        <w:t>وَانْظُرْ إِنْ كَانَ فِيَّ طَرِيقٌ بَاطِلٌ، وَاهْدِنِي طَرِيقًا أَبَدِيًّا.</w:t>
-      </w:r>
-      <w:r>
-        <w:rPr>
-          <w:rFonts w:ascii="Sakkal Majalla" w:hAnsi="Sakkal Majalla" w:cs="Sakkal Majalla" w:hint="cs"/>
-          <w:color w:val="FF0000"/>
-          <w:sz w:val="28"/>
-          <w:szCs w:val="28"/>
-          <w:rtl/>
-          <w:lang w:val="en-US"/>
-        </w:rPr>
-        <w:t>"</w:t>
-      </w:r>
-    </w:p>
-    <w:p>
-      <w:pPr>
-        <w:bidi/>
-        <w:jc w:val="both"/>
-        <w:rPr>
-          <w:rFonts w:ascii="Sakkal Majalla" w:hAnsi="Sakkal Majalla" w:cs="Sakkal Majalla"/>
-          <w:sz w:val="28"/>
-          <w:szCs w:val="28"/>
-          <w:rtl/>
-          <w:lang w:val="en-US"/>
-        </w:rPr>
-      </w:pPr>
-    </w:p>
-    <w:p>
-      <w:pPr>
-        <w:bidi/>
-        <w:jc w:val="center"/>
-        <w:rPr>
-          <w:rFonts w:ascii="Sakkal Majalla" w:hAnsi="Sakkal Majalla" w:cs="Sakkal Majalla" w:hint="cs"/>
-          <w:sz w:val="28"/>
-          <w:szCs w:val="28"/>
-          <w:lang w:val="en-US"/>
-        </w:rPr>
-      </w:pPr>
-      <w:r>
-        <w:rPr>
-          <w:rFonts w:ascii="Sakkal Majalla" w:hAnsi="Sakkal Majalla" w:cs="Sakkal Majalla" w:hint="cs"/>
-          <w:sz w:val="28"/>
-          <w:szCs w:val="28"/>
-          <w:rtl/>
-          <w:lang w:val="en-US"/>
+          <w:lang w:bidi="ar-AE"/>
         </w:rPr>
         <w:t>-تم-</w:t>
       </w:r>
     </w:p>
     <w:sectPr>
       <w:pgSz w:w="11906" w:h="16838"/>
-      <w:pgMar w:top="1440" w:right="1440" w:bottom="1440" w:left="1440" w:header="708" w:footer="708" w:gutter="0"/>
+      <w:pgMar w:top="1440" w:right="1800" w:bottom="1440" w:left="1800" w:header="708" w:footer="708" w:gutter="0"/>
       <w:cols w:space="708"/>
+      <w:bidi/>
+      <w:rtlGutter/>
       <w:docGrid w:linePitch="360"/>
     </w:sectPr>
   </w:body>
@@ -579,14 +859,14 @@
 </file>
 
 <file path=word/styles.xml><?xml version="1.0" encoding="utf-8"?>
-<w:styles xmlns:mc="http://schemas.openxmlformats.org/markup-compatibility/2006" xmlns:r="http://schemas.openxmlformats.org/officeDocument/2006/relationships" xmlns:w="http://schemas.openxmlformats.org/wordprocessingml/2006/main" xmlns:w14="http://schemas.microsoft.com/office/word/2010/wordml" xmlns:w15="http://schemas.microsoft.com/office/word/2012/wordml" xmlns:w16cex="http://schemas.microsoft.com/office/word/2018/wordml/cex" xmlns:w16cid="http://schemas.microsoft.com/office/word/2016/wordml/cid" xmlns:w16="http://schemas.microsoft.com/office/word/2018/wordml" xmlns:w16se="http://schemas.microsoft.com/office/word/2015/wordml/symex" mc:Ignorable="w14 w15 w16se w16cid w16 w16cex">
+<w:styles xmlns:mc="http://schemas.openxmlformats.org/markup-compatibility/2006" xmlns:r="http://schemas.openxmlformats.org/officeDocument/2006/relationships" xmlns:w="http://schemas.openxmlformats.org/wordprocessingml/2006/main" xmlns:w14="http://schemas.microsoft.com/office/word/2010/wordml" xmlns:w15="http://schemas.microsoft.com/office/word/2012/wordml" xmlns:w16cid="http://schemas.microsoft.com/office/word/2016/wordml/cid" xmlns:w16se="http://schemas.microsoft.com/office/word/2015/wordml/symex" mc:Ignorable="w14 w15 w16se w16cid">
   <w:docDefaults>
     <w:rPrDefault>
       <w:rPr>
         <w:rFonts w:asciiTheme="minorHAnsi" w:eastAsiaTheme="minorHAnsi" w:hAnsiTheme="minorHAnsi" w:cstheme="minorBidi"/>
         <w:sz w:val="22"/>
         <w:szCs w:val="22"/>
-        <w:lang w:val="en-IL" w:eastAsia="en-US" w:bidi="ar-SA"/>
+        <w:lang w:val="en-US" w:eastAsia="en-US" w:bidi="ar-SA"/>
       </w:rPr>
     </w:rPrDefault>
     <w:pPrDefault>
@@ -976,6 +1256,9 @@
   <w:style w:type="paragraph" w:default="1" w:styleId="Normal">
     <w:name w:val="Normal"/>
     <w:qFormat/>
+    <w:pPr>
+      <w:bidi/>
+    </w:pPr>
     <w:rPr>
       <w:lang w:bidi="ar-EG"/>
     </w:rPr>
@@ -1012,7 +1295,7 @@
     <w:basedOn w:val="DefaultParagraphFont"/>
     <w:uiPriority w:val="99"/>
     <w:unhideWhenUsed/>
-    <w:rsid w:val="0043091A"/>
+    <w:rsid w:val="00F210CB"/>
     <w:rPr>
       <w:color w:val="0563C1" w:themeColor="hyperlink"/>
       <w:u w:val="single"/>
@@ -1024,7 +1307,7 @@
     <w:uiPriority w:val="99"/>
     <w:semiHidden/>
     <w:unhideWhenUsed/>
-    <w:rsid w:val="0043091A"/>
+    <w:rsid w:val="00F210CB"/>
     <w:rPr>
       <w:color w:val="605E5C"/>
       <w:shd w:val="clear" w:color="auto" w:fill="E1DFDD"/>
@@ -1034,7 +1317,7 @@
 </file>
 
 <file path=word/theme/theme1.xml><?xml version="1.0" encoding="utf-8"?>
-<a:theme xmlns:a="http://schemas.openxmlformats.org/drawingml/2006/main" name="ערכת נושא Office">
+<a:theme xmlns:a="http://schemas.openxmlformats.org/drawingml/2006/main" name="Office Theme">
   <a:themeElements>
     <a:clrScheme name="Office">
       <a:dk1>
